--- a/public/templates/kennismakingsformulier.docx
+++ b/public/templates/kennismakingsformulier.docx
@@ -4,109 +4,927 @@
   <w:body>
     <w:p>
       <w:pPr>
-        <w:autoSpaceDN w:val="0"/>
-        <w:autoSpaceDE w:val="0"/>
-        <w:widowControl/>
-        <w:spacing w:line="102" w:lineRule="exact" w:before="0" w:after="0"/>
-        <w:ind w:left="0" w:right="0"/>
+        <w:jc w:val="center"/>
       </w:pPr>
+      <w:r>
+        <w:rPr>
+          <w:b/>
+          <w:color w:val="3B2A1A"/>
+          <w:sz w:val="36"/>
+        </w:rPr>
+        <w:t>Formulier kennismakingsgesprek</w:t>
+      </w:r>
+    </w:p>
+    <w:p>
+      <w:pPr>
+        <w:spacing w:before="200"/>
+        <w:pBdr>
+          <w:bottom w:val="single" w:sz="6" w:color="D4AF37" w:space="2"/>
+        </w:pBdr>
+      </w:pPr>
+      <w:r>
+        <w:rPr>
+          <w:b/>
+          <w:color w:val="B88A1E"/>
+          <w:sz w:val="24"/>
+        </w:rPr>
+        <w:t>Persoonlijke gegevens</w:t>
+      </w:r>
     </w:p>
     <w:tbl>
       <w:tblPr>
         <w:tblW w:type="auto" w:w="0"/>
-        <w:tblLayout w:type="fixed"/>
         <w:tblLook w:firstColumn="1" w:firstRow="1" w:lastColumn="0" w:lastRow="0" w:noHBand="0" w:noVBand="1" w:val="04A0"/>
-        <w:tblInd w:w="1084.0" w:type="dxa"/>
+        <w:jc w:val="center"/>
+        <w:tblBorders>
+          <w:top w:val="single" w:sz="4" w:color="C9B27A"/>
+          <w:left w:val="single" w:sz="4" w:color="C9B27A"/>
+          <w:bottom w:val="single" w:sz="4" w:color="C9B27A"/>
+          <w:right w:val="single" w:sz="4" w:color="C9B27A"/>
+          <w:insideH w:val="single" w:sz="4" w:color="C9B27A"/>
+          <w:insideV w:val="single" w:sz="4" w:color="C9B27A"/>
+        </w:tblBorders>
       </w:tblPr>
       <w:tblGrid>
-        <w:gridCol w:w="4584"/>
-        <w:gridCol w:w="4584"/>
+        <w:gridCol w:w="2409"/>
+        <w:gridCol w:w="2409"/>
+        <w:gridCol w:w="2409"/>
+        <w:gridCol w:w="2409"/>
       </w:tblGrid>
       <w:tr>
         <w:trPr>
-          <w:trHeight w:hRule="exact" w:val="1776"/>
+          <w:trHeight w:val="481"/>
         </w:trPr>
         <w:tc>
           <w:tcPr>
-            <w:tcW w:type="dxa" w:w="6700"/>
-            <w:tcBorders/>
-            <w:tcMar>
-              <w:start w:w="0" w:type="dxa"/>
-              <w:end w:w="0" w:type="dxa"/>
-            </w:tcMar>
+            <w:tcW w:type="dxa" w:w="1814"/>
+            <w:vAlign w:val="center"/>
+            <w:shd w:val="clear" w:color="auto" w:fill="F6EFDD"/>
           </w:tcPr>
           <w:p>
-            <w:pPr>
-              <w:autoSpaceDN w:val="0"/>
-              <w:autoSpaceDE w:val="0"/>
-              <w:widowControl/>
-              <w:spacing w:line="233" w:lineRule="auto" w:before="1224" w:after="0"/>
-              <w:ind w:left="0" w:right="0" w:firstLine="0"/>
-              <w:jc w:val="center"/>
-            </w:pPr>
             <w:r>
               <w:rPr>
-                <w:rFonts w:ascii="Arial" w:hAnsi="Arial" w:eastAsia="Arial"/>
                 <w:b/>
-                <w:i w:val="0"/>
-                <w:color w:val="000000"/>
-                <w:sz w:val="28"/>
+                <w:color w:val="3B2A1A"/>
               </w:rPr>
-              <w:t xml:space="preserve">Formulier kennismakingsgesprek </w:t>
+              <w:t>Voornaam</w:t>
             </w:r>
           </w:p>
         </w:tc>
         <w:tc>
           <w:tcPr>
-            <w:tcW w:type="dxa" w:w="2800"/>
-            <w:tcBorders/>
-            <w:tcMar>
-              <w:start w:w="0" w:type="dxa"/>
-              <w:end w:w="0" w:type="dxa"/>
-            </w:tcMar>
+            <w:tcW w:type="dxa" w:w="3005"/>
+            <w:vAlign w:val="center"/>
+          </w:tcPr>
+          <w:p/>
+        </w:tc>
+        <w:tc>
+          <w:tcPr>
+            <w:tcW w:type="dxa" w:w="1814"/>
+            <w:vAlign w:val="center"/>
+            <w:shd w:val="clear" w:color="auto" w:fill="F6EFDD"/>
+          </w:tcPr>
+          <w:p>
+            <w:r>
+              <w:rPr>
+                <w:b/>
+                <w:color w:val="3B2A1A"/>
+              </w:rPr>
+              <w:t>Voorletters</w:t>
+            </w:r>
+          </w:p>
+        </w:tc>
+        <w:tc>
+          <w:tcPr>
+            <w:tcW w:type="dxa" w:w="3005"/>
+            <w:vAlign w:val="center"/>
+          </w:tcPr>
+          <w:p/>
+        </w:tc>
+      </w:tr>
+      <w:tr>
+        <w:trPr>
+          <w:trHeight w:val="481"/>
+        </w:trPr>
+        <w:tc>
+          <w:tcPr>
+            <w:tcW w:type="dxa" w:w="1814"/>
+            <w:vAlign w:val="center"/>
+            <w:shd w:val="clear" w:color="auto" w:fill="F6EFDD"/>
+          </w:tcPr>
+          <w:p>
+            <w:r>
+              <w:rPr>
+                <w:b/>
+                <w:color w:val="3B2A1A"/>
+              </w:rPr>
+              <w:t>Tussenvoegsel</w:t>
+            </w:r>
+          </w:p>
+        </w:tc>
+        <w:tc>
+          <w:tcPr>
+            <w:tcW w:type="dxa" w:w="3005"/>
+            <w:vAlign w:val="center"/>
+          </w:tcPr>
+          <w:p/>
+        </w:tc>
+        <w:tc>
+          <w:tcPr>
+            <w:tcW w:type="dxa" w:w="1814"/>
+            <w:vAlign w:val="center"/>
+            <w:shd w:val="clear" w:color="auto" w:fill="F6EFDD"/>
+          </w:tcPr>
+          <w:p>
+            <w:r>
+              <w:rPr>
+                <w:b/>
+                <w:color w:val="3B2A1A"/>
+              </w:rPr>
+              <w:t>Achternaam</w:t>
+            </w:r>
+          </w:p>
+        </w:tc>
+        <w:tc>
+          <w:tcPr>
+            <w:tcW w:type="dxa" w:w="3005"/>
+            <w:vAlign w:val="center"/>
+          </w:tcPr>
+          <w:p/>
+        </w:tc>
+      </w:tr>
+      <w:tr>
+        <w:trPr>
+          <w:trHeight w:val="481"/>
+        </w:trPr>
+        <w:tc>
+          <w:tcPr>
+            <w:tcW w:type="dxa" w:w="1814"/>
+            <w:vAlign w:val="center"/>
+            <w:shd w:val="clear" w:color="auto" w:fill="F6EFDD"/>
+          </w:tcPr>
+          <w:p>
+            <w:r>
+              <w:rPr>
+                <w:b/>
+                <w:color w:val="3B2A1A"/>
+              </w:rPr>
+              <w:t>Adres</w:t>
+            </w:r>
+          </w:p>
+        </w:tc>
+        <w:tc>
+          <w:tcPr>
+            <w:tcW w:type="dxa" w:w="3005"/>
+            <w:vAlign w:val="center"/>
+          </w:tcPr>
+          <w:p/>
+        </w:tc>
+        <w:tc>
+          <w:tcPr>
+            <w:tcW w:type="dxa" w:w="1814"/>
+            <w:vAlign w:val="center"/>
+            <w:shd w:val="clear" w:color="auto" w:fill="F6EFDD"/>
+          </w:tcPr>
+          <w:p>
+            <w:r>
+              <w:rPr>
+                <w:b/>
+                <w:color w:val="3B2A1A"/>
+              </w:rPr>
+              <w:t>Postcode</w:t>
+            </w:r>
+          </w:p>
+        </w:tc>
+        <w:tc>
+          <w:tcPr>
+            <w:tcW w:type="dxa" w:w="3005"/>
+            <w:vAlign w:val="center"/>
+          </w:tcPr>
+          <w:p/>
+        </w:tc>
+      </w:tr>
+      <w:tr>
+        <w:trPr>
+          <w:trHeight w:val="481"/>
+        </w:trPr>
+        <w:tc>
+          <w:tcPr>
+            <w:tcW w:type="dxa" w:w="1814"/>
+            <w:vAlign w:val="center"/>
+            <w:shd w:val="clear" w:color="auto" w:fill="F6EFDD"/>
+          </w:tcPr>
+          <w:p>
+            <w:r>
+              <w:rPr>
+                <w:b/>
+                <w:color w:val="3B2A1A"/>
+              </w:rPr>
+              <w:t>Plaats</w:t>
+            </w:r>
+          </w:p>
+        </w:tc>
+        <w:tc>
+          <w:tcPr>
+            <w:tcW w:type="dxa" w:w="3005"/>
+            <w:vAlign w:val="center"/>
+          </w:tcPr>
+          <w:p/>
+        </w:tc>
+        <w:tc>
+          <w:tcPr>
+            <w:tcW w:type="dxa" w:w="1814"/>
+            <w:vAlign w:val="center"/>
+            <w:shd w:val="clear" w:color="auto" w:fill="F6EFDD"/>
+          </w:tcPr>
+          <w:p>
+            <w:r>
+              <w:rPr>
+                <w:b/>
+                <w:color w:val="3B2A1A"/>
+              </w:rPr>
+              <w:t>Telefoon</w:t>
+            </w:r>
+          </w:p>
+        </w:tc>
+        <w:tc>
+          <w:tcPr>
+            <w:tcW w:type="dxa" w:w="3005"/>
+            <w:vAlign w:val="center"/>
+          </w:tcPr>
+          <w:p/>
+        </w:tc>
+      </w:tr>
+      <w:tr>
+        <w:trPr>
+          <w:trHeight w:val="481"/>
+        </w:trPr>
+        <w:tc>
+          <w:tcPr>
+            <w:tcW w:type="dxa" w:w="1814"/>
+            <w:vAlign w:val="center"/>
+            <w:shd w:val="clear" w:color="auto" w:fill="F6EFDD"/>
+          </w:tcPr>
+          <w:p>
+            <w:r>
+              <w:rPr>
+                <w:b/>
+                <w:color w:val="3B2A1A"/>
+              </w:rPr>
+              <w:t>Geboortedatum</w:t>
+            </w:r>
+          </w:p>
+        </w:tc>
+        <w:tc>
+          <w:tcPr>
+            <w:tcW w:type="dxa" w:w="3005"/>
+            <w:vAlign w:val="center"/>
+          </w:tcPr>
+          <w:p/>
+        </w:tc>
+        <w:tc>
+          <w:tcPr>
+            <w:tcW w:type="dxa" w:w="1814"/>
+            <w:vAlign w:val="center"/>
+            <w:shd w:val="clear" w:color="auto" w:fill="F6EFDD"/>
+          </w:tcPr>
+          <w:p>
+            <w:r>
+              <w:rPr>
+                <w:b/>
+                <w:color w:val="3B2A1A"/>
+              </w:rPr>
+              <w:t>Geboorteplaats</w:t>
+            </w:r>
+          </w:p>
+        </w:tc>
+        <w:tc>
+          <w:tcPr>
+            <w:tcW w:type="dxa" w:w="3005"/>
+            <w:vAlign w:val="center"/>
+          </w:tcPr>
+          <w:p/>
+        </w:tc>
+      </w:tr>
+      <w:tr>
+        <w:trPr>
+          <w:trHeight w:val="481"/>
+        </w:trPr>
+        <w:tc>
+          <w:tcPr>
+            <w:tcW w:type="dxa" w:w="1814"/>
+            <w:vAlign w:val="center"/>
+            <w:shd w:val="clear" w:color="auto" w:fill="F6EFDD"/>
+          </w:tcPr>
+          <w:p>
+            <w:r>
+              <w:rPr>
+                <w:b/>
+                <w:color w:val="3B2A1A"/>
+              </w:rPr>
+              <w:t>Mobiel</w:t>
+            </w:r>
+          </w:p>
+        </w:tc>
+        <w:tc>
+          <w:tcPr>
+            <w:tcW w:type="dxa" w:w="3005"/>
+            <w:vAlign w:val="center"/>
+          </w:tcPr>
+          <w:p/>
+        </w:tc>
+        <w:tc>
+          <w:tcPr>
+            <w:tcW w:type="dxa" w:w="1814"/>
+            <w:vAlign w:val="center"/>
+            <w:shd w:val="clear" w:color="auto" w:fill="F6EFDD"/>
+          </w:tcPr>
+          <w:p>
+            <w:r>
+              <w:rPr>
+                <w:b/>
+                <w:color w:val="3B2A1A"/>
+              </w:rPr>
+              <w:t>E-mailadres</w:t>
+            </w:r>
+          </w:p>
+        </w:tc>
+        <w:tc>
+          <w:tcPr>
+            <w:tcW w:type="dxa" w:w="3005"/>
+            <w:vAlign w:val="center"/>
+          </w:tcPr>
+          <w:p/>
+        </w:tc>
+      </w:tr>
+    </w:tbl>
+    <w:p>
+      <w:pPr>
+        <w:spacing w:before="200"/>
+        <w:pBdr>
+          <w:bottom w:val="single" w:sz="6" w:color="D4AF37" w:space="2"/>
+        </w:pBdr>
+      </w:pPr>
+      <w:r>
+        <w:rPr>
+          <w:b/>
+          <w:color w:val="B88A1E"/>
+          <w:sz w:val="24"/>
+        </w:rPr>
+        <w:t>Kunt u uw beweegredenen om zich tot de islam te bekeren benoemen?</w:t>
+      </w:r>
+    </w:p>
+    <w:tbl>
+      <w:tblPr>
+        <w:tblW w:type="auto" w:w="0"/>
+        <w:tblLook w:firstColumn="1" w:firstRow="1" w:lastColumn="0" w:lastRow="0" w:noHBand="0" w:noVBand="1" w:val="04A0"/>
+        <w:tblBorders>
+          <w:top w:val="single" w:sz="4" w:color="C9B27A"/>
+          <w:left w:val="single" w:sz="4" w:color="C9B27A"/>
+          <w:bottom w:val="single" w:sz="4" w:color="C9B27A"/>
+          <w:right w:val="single" w:sz="4" w:color="C9B27A"/>
+          <w:insideH w:val="single" w:sz="4" w:color="C9B27A"/>
+          <w:insideV w:val="single" w:sz="4" w:color="C9B27A"/>
+        </w:tblBorders>
+      </w:tblPr>
+      <w:tblGrid>
+        <w:gridCol w:w="9638"/>
+      </w:tblGrid>
+      <w:tr>
+        <w:trPr>
+          <w:trHeight w:val="2268"/>
+        </w:trPr>
+        <w:tc>
+          <w:tcPr>
+            <w:tcW w:type="dxa" w:w="9638"/>
+          </w:tcPr>
+          <w:p/>
+        </w:tc>
+      </w:tr>
+    </w:tbl>
+    <w:p>
+      <w:pPr>
+        <w:spacing w:before="200"/>
+        <w:pBdr>
+          <w:bottom w:val="single" w:sz="6" w:color="D4AF37" w:space="2"/>
+        </w:pBdr>
+      </w:pPr>
+      <w:r>
+        <w:rPr>
+          <w:b/>
+          <w:color w:val="B88A1E"/>
+          <w:sz w:val="24"/>
+        </w:rPr>
+        <w:t>Wat was uw geloofsovertuiging hiervóór?</w:t>
+      </w:r>
+    </w:p>
+    <w:tbl>
+      <w:tblPr>
+        <w:tblW w:type="auto" w:w="0"/>
+        <w:tblLook w:firstColumn="1" w:firstRow="1" w:lastColumn="0" w:lastRow="0" w:noHBand="0" w:noVBand="1" w:val="04A0"/>
+        <w:tblBorders>
+          <w:top w:val="single" w:sz="4" w:color="C9B27A"/>
+          <w:left w:val="single" w:sz="4" w:color="C9B27A"/>
+          <w:bottom w:val="single" w:sz="4" w:color="C9B27A"/>
+          <w:right w:val="single" w:sz="4" w:color="C9B27A"/>
+          <w:insideH w:val="single" w:sz="4" w:color="C9B27A"/>
+          <w:insideV w:val="single" w:sz="4" w:color="C9B27A"/>
+        </w:tblBorders>
+      </w:tblPr>
+      <w:tblGrid>
+        <w:gridCol w:w="9638"/>
+      </w:tblGrid>
+      <w:tr>
+        <w:trPr>
+          <w:trHeight w:val="907"/>
+        </w:trPr>
+        <w:tc>
+          <w:tcPr>
+            <w:tcW w:type="dxa" w:w="9638"/>
+          </w:tcPr>
+          <w:p/>
+        </w:tc>
+      </w:tr>
+    </w:tbl>
+    <w:p>
+      <w:pPr>
+        <w:spacing w:before="200"/>
+        <w:pBdr>
+          <w:bottom w:val="single" w:sz="6" w:color="D4AF37" w:space="2"/>
+        </w:pBdr>
+      </w:pPr>
+      <w:r>
+        <w:rPr>
+          <w:b/>
+          <w:color w:val="B88A1E"/>
+          <w:sz w:val="24"/>
+        </w:rPr>
+        <w:t>Was u al eerder bekend bij een andere moskee?</w:t>
+      </w:r>
+    </w:p>
+    <w:p>
+      <w:sdt>
+        <w:sdtPr>
+          <w14:checkbox>
+            <w14:checked w14:val="0"/>
+            <w14:checkedState w14:val="2612" w14:font="MS Gothic"/>
+            <w14:uncheckedState w14:val="2610" w14:font="MS Gothic"/>
+          </w14:checkbox>
+        </w:sdtPr>
+        <w:sdtContent>
+          <w:r>
+            <w:rPr>
+              <w:rFonts w:ascii="MS Gothic" w:eastAsia="MS Gothic" w:hAnsi="MS Gothic"/>
+              <w:sz w:val="26"/>
+            </w:rPr>
+            <w:t>☐</w:t>
+          </w:r>
+        </w:sdtContent>
+      </w:sdt>
+      <w:r>
+        <w:t xml:space="preserve">  Ja      </w:t>
+      </w:r>
+      <w:sdt>
+        <w:sdtPr>
+          <w14:checkbox>
+            <w14:checked w14:val="0"/>
+            <w14:checkedState w14:val="2612" w14:font="MS Gothic"/>
+            <w14:uncheckedState w14:val="2610" w14:font="MS Gothic"/>
+          </w14:checkbox>
+        </w:sdtPr>
+        <w:sdtContent>
+          <w:r>
+            <w:rPr>
+              <w:rFonts w:ascii="MS Gothic" w:eastAsia="MS Gothic" w:hAnsi="MS Gothic"/>
+              <w:sz w:val="26"/>
+            </w:rPr>
+            <w:t>☐</w:t>
+          </w:r>
+        </w:sdtContent>
+      </w:sdt>
+      <w:r>
+        <w:t xml:space="preserve">  Nee      </w:t>
+      </w:r>
+    </w:p>
+    <w:tbl>
+      <w:tblPr>
+        <w:tblW w:type="auto" w:w="0"/>
+        <w:tblLook w:firstColumn="1" w:firstRow="1" w:lastColumn="0" w:lastRow="0" w:noHBand="0" w:noVBand="1" w:val="04A0"/>
+        <w:jc w:val="center"/>
+        <w:tblBorders>
+          <w:top w:val="single" w:sz="4" w:color="C9B27A"/>
+          <w:left w:val="single" w:sz="4" w:color="C9B27A"/>
+          <w:bottom w:val="single" w:sz="4" w:color="C9B27A"/>
+          <w:right w:val="single" w:sz="4" w:color="C9B27A"/>
+          <w:insideH w:val="single" w:sz="4" w:color="C9B27A"/>
+          <w:insideV w:val="single" w:sz="4" w:color="C9B27A"/>
+        </w:tblBorders>
+      </w:tblPr>
+      <w:tblGrid>
+        <w:gridCol w:w="4819"/>
+        <w:gridCol w:w="4819"/>
+      </w:tblGrid>
+      <w:tr>
+        <w:trPr>
+          <w:trHeight w:val="481"/>
+        </w:trPr>
+        <w:tc>
+          <w:tcPr>
+            <w:tcW w:type="dxa" w:w="2835"/>
+            <w:vAlign w:val="center"/>
+            <w:shd w:val="clear" w:color="auto" w:fill="F6EFDD"/>
+          </w:tcPr>
+          <w:p>
+            <w:r>
+              <w:rPr>
+                <w:b/>
+                <w:color w:val="3B2A1A"/>
+              </w:rPr>
+              <w:t>Zo ja, welke moskee?</w:t>
+            </w:r>
+          </w:p>
+        </w:tc>
+        <w:tc>
+          <w:tcPr>
+            <w:tcW w:type="dxa" w:w="6803"/>
+            <w:vAlign w:val="center"/>
+          </w:tcPr>
+          <w:p/>
+        </w:tc>
+      </w:tr>
+    </w:tbl>
+    <w:p>
+      <w:pPr>
+        <w:spacing w:before="200"/>
+        <w:pBdr>
+          <w:bottom w:val="single" w:sz="6" w:color="D4AF37" w:space="2"/>
+        </w:pBdr>
+      </w:pPr>
+      <w:r>
+        <w:rPr>
+          <w:b/>
+          <w:color w:val="B88A1E"/>
+          <w:sz w:val="24"/>
+        </w:rPr>
+        <w:t>Uitspreken van de shahada</w:t>
+      </w:r>
+    </w:p>
+    <w:p>
+      <w:r>
+        <w:t>U kunt de shahada uitspreken in aanwezigheid van een groot publiek of in aanwezigheid van de imam en een klein aantal getuigen. Heeft u hieromtrent een voorkeur?</w:t>
+      </w:r>
+    </w:p>
+    <w:p>
+      <w:sdt>
+        <w:sdtPr>
+          <w14:checkbox>
+            <w14:checked w14:val="0"/>
+            <w14:checkedState w14:val="2612" w14:font="MS Gothic"/>
+            <w14:uncheckedState w14:val="2610" w14:font="MS Gothic"/>
+          </w14:checkbox>
+        </w:sdtPr>
+        <w:sdtContent>
+          <w:r>
+            <w:rPr>
+              <w:rFonts w:ascii="MS Gothic" w:eastAsia="MS Gothic" w:hAnsi="MS Gothic"/>
+              <w:sz w:val="26"/>
+            </w:rPr>
+            <w:t>☐</w:t>
+          </w:r>
+        </w:sdtContent>
+      </w:sdt>
+      <w:r>
+        <w:t xml:space="preserve">  Groot publiek      </w:t>
+      </w:r>
+      <w:sdt>
+        <w:sdtPr>
+          <w14:checkbox>
+            <w14:checked w14:val="0"/>
+            <w14:checkedState w14:val="2612" w14:font="MS Gothic"/>
+            <w14:uncheckedState w14:val="2610" w14:font="MS Gothic"/>
+          </w14:checkbox>
+        </w:sdtPr>
+        <w:sdtContent>
+          <w:r>
+            <w:rPr>
+              <w:rFonts w:ascii="MS Gothic" w:eastAsia="MS Gothic" w:hAnsi="MS Gothic"/>
+              <w:sz w:val="26"/>
+            </w:rPr>
+            <w:t>☐</w:t>
+          </w:r>
+        </w:sdtContent>
+      </w:sdt>
+      <w:r>
+        <w:t xml:space="preserve">  Imam en kleine groep getuigen      </w:t>
+      </w:r>
+      <w:sdt>
+        <w:sdtPr>
+          <w14:checkbox>
+            <w14:checked w14:val="0"/>
+            <w14:checkedState w14:val="2612" w14:font="MS Gothic"/>
+            <w14:uncheckedState w14:val="2610" w14:font="MS Gothic"/>
+          </w14:checkbox>
+        </w:sdtPr>
+        <w:sdtContent>
+          <w:r>
+            <w:rPr>
+              <w:rFonts w:ascii="MS Gothic" w:eastAsia="MS Gothic" w:hAnsi="MS Gothic"/>
+              <w:sz w:val="26"/>
+            </w:rPr>
+            <w:t>☐</w:t>
+          </w:r>
+        </w:sdtContent>
+      </w:sdt>
+      <w:r>
+        <w:t xml:space="preserve">  Anders:      </w:t>
+      </w:r>
+    </w:p>
+    <w:tbl>
+      <w:tblPr>
+        <w:tblW w:type="auto" w:w="0"/>
+        <w:tblLook w:firstColumn="1" w:firstRow="1" w:lastColumn="0" w:lastRow="0" w:noHBand="0" w:noVBand="1" w:val="04A0"/>
+        <w:tblBorders>
+          <w:top w:val="single" w:sz="4" w:color="C9B27A"/>
+          <w:left w:val="single" w:sz="4" w:color="C9B27A"/>
+          <w:bottom w:val="single" w:sz="4" w:color="C9B27A"/>
+          <w:right w:val="single" w:sz="4" w:color="C9B27A"/>
+          <w:insideH w:val="single" w:sz="4" w:color="C9B27A"/>
+          <w:insideV w:val="single" w:sz="4" w:color="C9B27A"/>
+        </w:tblBorders>
+      </w:tblPr>
+      <w:tblGrid>
+        <w:gridCol w:w="9638"/>
+      </w:tblGrid>
+      <w:tr>
+        <w:trPr>
+          <w:trHeight w:val="510"/>
+        </w:trPr>
+        <w:tc>
+          <w:tcPr>
+            <w:tcW w:type="dxa" w:w="9638"/>
+          </w:tcPr>
+          <w:p/>
+        </w:tc>
+      </w:tr>
+    </w:tbl>
+    <w:p>
+      <w:pPr>
+        <w:spacing w:before="200"/>
+        <w:pBdr>
+          <w:bottom w:val="single" w:sz="6" w:color="D4AF37" w:space="2"/>
+        </w:pBdr>
+      </w:pPr>
+      <w:r>
+        <w:rPr>
+          <w:b/>
+          <w:color w:val="B88A1E"/>
+          <w:sz w:val="24"/>
+        </w:rPr>
+        <w:t>Ondertekening</w:t>
+      </w:r>
+    </w:p>
+    <w:tbl>
+      <w:tblPr>
+        <w:tblW w:type="auto" w:w="0"/>
+        <w:tblLook w:firstColumn="1" w:firstRow="1" w:lastColumn="0" w:lastRow="0" w:noHBand="0" w:noVBand="1" w:val="04A0"/>
+        <w:jc w:val="center"/>
+        <w:tblBorders>
+          <w:top w:val="single" w:sz="4" w:color="C9B27A"/>
+          <w:left w:val="single" w:sz="4" w:color="C9B27A"/>
+          <w:bottom w:val="single" w:sz="4" w:color="C9B27A"/>
+          <w:right w:val="single" w:sz="4" w:color="C9B27A"/>
+          <w:insideH w:val="single" w:sz="4" w:color="C9B27A"/>
+          <w:insideV w:val="single" w:sz="4" w:color="C9B27A"/>
+        </w:tblBorders>
+      </w:tblPr>
+      <w:tblGrid>
+        <w:gridCol w:w="2409"/>
+        <w:gridCol w:w="2409"/>
+        <w:gridCol w:w="2409"/>
+        <w:gridCol w:w="2409"/>
+      </w:tblGrid>
+      <w:tr>
+        <w:trPr>
+          <w:trHeight w:val="481"/>
+          <w:trHeight w:val="737"/>
+        </w:trPr>
+        <w:tc>
+          <w:tcPr>
+            <w:tcW w:type="dxa" w:w="1928"/>
+            <w:vAlign w:val="center"/>
+            <w:shd w:val="clear" w:color="auto" w:fill="F6EFDD"/>
+          </w:tcPr>
+          <w:p>
+            <w:r>
+              <w:rPr>
+                <w:b/>
+                <w:color w:val="3B2A1A"/>
+              </w:rPr>
+              <w:t>Plaats</w:t>
+            </w:r>
+          </w:p>
+        </w:tc>
+        <w:tc>
+          <w:tcPr>
+            <w:tcW w:type="dxa" w:w="2891"/>
+            <w:vAlign w:val="center"/>
+          </w:tcPr>
+          <w:p/>
+        </w:tc>
+        <w:tc>
+          <w:tcPr>
+            <w:tcW w:type="dxa" w:w="1928"/>
+            <w:vAlign w:val="center"/>
+            <w:shd w:val="clear" w:color="auto" w:fill="F6EFDD"/>
+          </w:tcPr>
+          <w:p>
+            <w:r>
+              <w:rPr>
+                <w:b/>
+                <w:color w:val="3B2A1A"/>
+              </w:rPr>
+              <w:t>Datum</w:t>
+            </w:r>
+          </w:p>
+        </w:tc>
+        <w:tc>
+          <w:tcPr>
+            <w:tcW w:type="dxa" w:w="2891"/>
+            <w:vAlign w:val="center"/>
+          </w:tcPr>
+          <w:p/>
+        </w:tc>
+      </w:tr>
+      <w:tr>
+        <w:trPr>
+          <w:trHeight w:val="481"/>
+          <w:trHeight w:val="737"/>
+        </w:trPr>
+        <w:tc>
+          <w:tcPr>
+            <w:tcW w:type="dxa" w:w="1928"/>
+            <w:vAlign w:val="center"/>
+            <w:shd w:val="clear" w:color="auto" w:fill="F6EFDD"/>
+          </w:tcPr>
+          <w:p>
+            <w:r>
+              <w:rPr>
+                <w:b/>
+                <w:color w:val="3B2A1A"/>
+              </w:rPr>
+              <w:t>Naam belanghebbende</w:t>
+            </w:r>
+          </w:p>
+        </w:tc>
+        <w:tc>
+          <w:tcPr>
+            <w:tcW w:type="dxa" w:w="2891"/>
+            <w:vAlign w:val="center"/>
+          </w:tcPr>
+          <w:p/>
+        </w:tc>
+        <w:tc>
+          <w:tcPr>
+            <w:tcW w:type="dxa" w:w="1928"/>
+            <w:vAlign w:val="center"/>
+            <w:shd w:val="clear" w:color="auto" w:fill="F6EFDD"/>
+          </w:tcPr>
+          <w:p>
+            <w:r>
+              <w:rPr>
+                <w:b/>
+                <w:color w:val="3B2A1A"/>
+              </w:rPr>
+              <w:t>Handtekening</w:t>
+            </w:r>
+          </w:p>
+        </w:tc>
+        <w:tc>
+          <w:tcPr>
+            <w:tcW w:type="dxa" w:w="2891"/>
+            <w:vAlign w:val="center"/>
+          </w:tcPr>
+          <w:p/>
+        </w:tc>
+      </w:tr>
+      <w:tr>
+        <w:trPr>
+          <w:trHeight w:val="481"/>
+          <w:trHeight w:val="737"/>
+        </w:trPr>
+        <w:tc>
+          <w:tcPr>
+            <w:tcW w:type="dxa" w:w="1928"/>
+            <w:vAlign w:val="center"/>
+            <w:shd w:val="clear" w:color="auto" w:fill="F6EFDD"/>
+          </w:tcPr>
+          <w:p>
+            <w:r>
+              <w:rPr>
+                <w:b/>
+                <w:color w:val="3B2A1A"/>
+              </w:rPr>
+              <w:t>Naam ouder/voogd **</w:t>
+            </w:r>
+          </w:p>
+        </w:tc>
+        <w:tc>
+          <w:tcPr>
+            <w:tcW w:type="dxa" w:w="2891"/>
+            <w:vAlign w:val="center"/>
+          </w:tcPr>
+          <w:p/>
+        </w:tc>
+        <w:tc>
+          <w:tcPr>
+            <w:tcW w:type="dxa" w:w="1928"/>
+            <w:vAlign w:val="center"/>
+            <w:shd w:val="clear" w:color="auto" w:fill="F6EFDD"/>
+          </w:tcPr>
+          <w:p>
+            <w:r>
+              <w:rPr>
+                <w:b/>
+                <w:color w:val="3B2A1A"/>
+              </w:rPr>
+              <w:t>Handtekening ouder/voogd **</w:t>
+            </w:r>
+          </w:p>
+        </w:tc>
+        <w:tc>
+          <w:tcPr>
+            <w:tcW w:type="dxa" w:w="2891"/>
+            <w:vAlign w:val="center"/>
+          </w:tcPr>
+          <w:p/>
+        </w:tc>
+      </w:tr>
+    </w:tbl>
+    <w:p>
+      <w:r>
+        <w:rPr>
+          <w:i/>
+          <w:sz w:val="18"/>
+        </w:rPr>
+        <w:t>** Voor minderjarigen dient een ouder of voogd voor de toestemming te ondertekenen.</w:t>
+      </w:r>
+    </w:p>
+    <w:p>
+      <w:r>
+        <w:br w:type="page"/>
+      </w:r>
+    </w:p>
+    <w:p>
+      <w:pPr>
+        <w:jc w:val="center"/>
+      </w:pPr>
+      <w:r>
+        <w:rPr>
+          <w:b/>
+          <w:color w:val="3B2A1A"/>
+          <w:sz w:val="32"/>
+        </w:rPr>
+        <w:t>Algemene informatie</w:t>
+      </w:r>
+    </w:p>
+    <w:p>
+      <w:r>
+        <w:t>Om tot de islam toe te treden, dient u de shahada (geloofsgetuigenis) uit te spreken. Daarmee getuigt u dat er geen god is die aanbeden mag worden, behalve Allah, en dat Mohammed (vrede zij met hem) Zijn dienaar en Zijn Boodschapper is. De shahada wordt als volgt uitgesproken:</w:t>
+      </w:r>
+    </w:p>
+    <w:tbl>
+      <w:tblPr>
+        <w:tblW w:type="auto" w:w="0"/>
+        <w:tblLook w:firstColumn="1" w:firstRow="1" w:lastColumn="0" w:lastRow="0" w:noHBand="0" w:noVBand="1" w:val="04A0"/>
+        <w:tblBorders>
+          <w:top w:val="single" w:sz="4" w:color="D4AF37"/>
+          <w:left w:val="single" w:sz="4" w:color="D4AF37"/>
+          <w:bottom w:val="single" w:sz="4" w:color="D4AF37"/>
+          <w:right w:val="single" w:sz="4" w:color="D4AF37"/>
+          <w:insideH w:val="single" w:sz="4" w:color="D4AF37"/>
+          <w:insideV w:val="single" w:sz="4" w:color="D4AF37"/>
+        </w:tblBorders>
+      </w:tblPr>
+      <w:tblGrid>
+        <w:gridCol w:w="9638"/>
+      </w:tblGrid>
+      <w:tr>
+        <w:tc>
+          <w:tcPr>
+            <w:tcW w:type="dxa" w:w="9638"/>
+            <w:shd w:val="clear" w:color="auto" w:fill="F6EFDD"/>
           </w:tcPr>
           <w:p>
             <w:pPr>
-              <w:autoSpaceDN w:val="0"/>
-              <w:autoSpaceDE w:val="0"/>
-              <w:widowControl/>
-              <w:spacing w:line="240" w:lineRule="auto" w:before="0" w:after="0"/>
-              <w:ind w:left="0" w:right="0" w:firstLine="0"/>
-              <w:jc w:val="right"/>
+              <w:jc w:val="center"/>
             </w:pPr>
             <w:r>
-              <w:drawing>
-                <wp:inline xmlns:a="http://schemas.openxmlformats.org/drawingml/2006/main" xmlns:pic="http://schemas.openxmlformats.org/drawingml/2006/picture">
-                  <wp:extent cx="1098550" cy="1089660"/>
-                  <wp:docPr id="1" name="Picture 1"/>
-                  <wp:cNvGraphicFramePr>
-                    <a:graphicFrameLocks noChangeAspect="1"/>
-                  </wp:cNvGraphicFramePr>
-                  <a:graphic>
-                    <a:graphicData uri="http://schemas.openxmlformats.org/drawingml/2006/picture">
-                      <pic:pic>
-                        <pic:nvPicPr>
-                          <pic:cNvPr id="0" name="image.png"/>
-                          <pic:cNvPicPr/>
-                        </pic:nvPicPr>
-                        <pic:blipFill>
-                          <a:blip r:embed="rId9"/>
-                          <a:stretch>
-                            <a:fillRect/>
-                          </a:stretch>
-                        </pic:blipFill>
-                        <pic:spPr>
-                          <a:xfrm>
-                            <a:off x="0" y="0"/>
-                            <a:ext cx="1098550" cy="1089660"/>
-                          </a:xfrm>
-                          <a:prstGeom prst="rect"/>
-                        </pic:spPr>
-                      </pic:pic>
-                    </a:graphicData>
-                  </a:graphic>
-                </wp:inline>
-              </w:drawing>
+              <w:rPr>
+                <w:b/>
+                <w:i/>
+                <w:color w:val="3B2A1A"/>
+              </w:rPr>
+              <w:t>Eshhedoe an laa ilaha illallah, wa eshhedoe enna moehammaden abdoehoe wa rasoeloeh.</w:t>
             </w:r>
           </w:p>
         </w:tc>
@@ -114,1736 +932,155 @@
     </w:tbl>
     <w:p>
       <w:pPr>
-        <w:autoSpaceDN w:val="0"/>
-        <w:autoSpaceDE w:val="0"/>
-        <w:widowControl/>
-        <w:spacing w:line="364" w:lineRule="exact" w:before="0" w:after="0"/>
-        <w:ind w:left="0" w:right="0"/>
+        <w:spacing w:before="200"/>
+        <w:pBdr>
+          <w:bottom w:val="single" w:sz="6" w:color="D4AF37" w:space="2"/>
+        </w:pBdr>
       </w:pPr>
+      <w:r>
+        <w:rPr>
+          <w:b/>
+          <w:color w:val="B88A1E"/>
+          <w:sz w:val="24"/>
+        </w:rPr>
+        <w:t>Informatie over de islamitische geloofsgetuigenis</w:t>
+      </w:r>
+    </w:p>
+    <w:p>
+      <w:r>
+        <w:t>De Profeet (vrede zij met hem) heeft gezegd: “De islam is op vijf (zuilen) gebouwd: getuigen dat er geen god is (die het recht heeft aanbeden te worden) dan Allah en dat Mohammed de Boodschapper van Allah is (shahada), het verrichten van de gebeden, het betalen van de zakaat, het verrichten van de bedevaart naar het Huis (in Mekka) en het vasten in Ramadaan.” (Hadith Nawawi 3, Boekhaarie en Moeslim).</w:t>
+      </w:r>
+    </w:p>
+    <w:p>
+      <w:pPr>
+        <w:pStyle w:val="ListBullet"/>
+      </w:pPr>
+      <w:r>
+        <w:t>Het uitspreken van de shahada behoort dus tot de vijf zuilen van de islam en wordt ook wel als de belangrijkste pilaar gezien. Wanneer deze belangrijkste pilaar omvalt, valt het hele geloof om. Immers, zonder het geloven in de shahada is er geen geloof.</w:t>
+      </w:r>
+    </w:p>
+    <w:p>
+      <w:pPr>
+        <w:pStyle w:val="ListBullet"/>
+      </w:pPr>
+      <w:r>
+        <w:t>We kunnen de shahada in twee delen verdelen. Het eerste deel, ‘Ik getuig dat er geen god is die het recht heeft aanbeden te worden behalve Allah’, bestaat uit een ontkenning en een bevestiging. Allereerst ontkennen we dat er een andere god is die aanbeden mag worden. We sluiten hiermee alle goden uit en maken daarna slechts één uitzondering: we bevestigen dat Allah dit recht wel heeft. We bevestigen dus dat Allah de Enige is die aanbeden mag worden.</w:t>
+      </w:r>
+    </w:p>
+    <w:p>
+      <w:pPr>
+        <w:pStyle w:val="ListBullet"/>
+      </w:pPr>
+      <w:r>
+        <w:t>Daarna bevestigen en getuigen we met het tweede deel van de shahada dat Mohammed (vrede zij met hem) de dienaar en de Boodschapper is van Allah. Daarmee erkennen we dat we geloven in Mohammed als Profeet (vrede zij met hem). Dit geloven houdt natuurlijk ook in dat we zijn voorbeeld volgen; hij weet als Profeet van Allah immers het beste hoe we Allah kunnen behagen.</w:t>
+      </w:r>
     </w:p>
     <w:tbl>
       <w:tblPr>
         <w:tblW w:type="auto" w:w="0"/>
-        <w:tblLayout w:type="fixed"/>
         <w:tblLook w:firstColumn="1" w:firstRow="1" w:lastColumn="0" w:lastRow="0" w:noHBand="0" w:noVBand="1" w:val="04A0"/>
-        <w:tblInd w:w="4.000000000000057" w:type="dxa"/>
+        <w:tblBorders>
+          <w:top w:val="single" w:sz="4" w:color="D4AF37"/>
+          <w:left w:val="single" w:sz="4" w:color="D4AF37"/>
+          <w:bottom w:val="single" w:sz="4" w:color="D4AF37"/>
+          <w:right w:val="single" w:sz="4" w:color="D4AF37"/>
+          <w:insideH w:val="single" w:sz="4" w:color="D4AF37"/>
+          <w:insideV w:val="single" w:sz="4" w:color="D4AF37"/>
+        </w:tblBorders>
       </w:tblPr>
       <w:tblGrid>
-        <w:gridCol w:w="9169"/>
+        <w:gridCol w:w="9638"/>
       </w:tblGrid>
       <w:tr>
-        <w:trPr>
-          <w:trHeight w:hRule="exact" w:val="6132"/>
-        </w:trPr>
         <w:tc>
           <w:tcPr>
-            <w:tcW w:type="dxa" w:w="9304"/>
-            <w:tcBorders>
-              <w:start w:sz="4.0" w:val="single" w:color="#000000"/>
-              <w:top w:sz="4.0" w:val="single" w:color="#000000"/>
-              <w:end w:sz="4.0" w:val="single" w:color="#000000"/>
-              <w:bottom w:sz="4.0" w:val="single" w:color="#000000"/>
-            </w:tcBorders>
-            <w:tcMar>
-              <w:start w:w="0" w:type="dxa"/>
-              <w:end w:w="0" w:type="dxa"/>
-            </w:tcMar>
+            <w:tcW w:type="dxa" w:w="9638"/>
+            <w:shd w:val="clear" w:color="auto" w:fill="FBF7EC"/>
           </w:tcPr>
           <w:p>
-            <w:pPr>
-              <w:autoSpaceDN w:val="0"/>
-              <w:autoSpaceDE w:val="0"/>
-              <w:widowControl/>
-              <w:spacing w:line="226" w:lineRule="exact" w:before="0" w:after="0"/>
-              <w:ind w:left="0" w:right="0"/>
-            </w:pPr>
-          </w:p>
-          <w:tbl>
-            <w:tblPr>
-              <w:tblW w:type="auto" w:w="0"/>
-              <w:tblLayout w:type="fixed"/>
-              <w:tblLook w:firstColumn="1" w:firstRow="1" w:lastColumn="0" w:lastRow="0" w:noHBand="0" w:noVBand="1" w:val="04A0"/>
-              <w:tblInd w:w="35.99999999999994" w:type="dxa"/>
-            </w:tblPr>
-            <w:tblGrid>
-              <w:gridCol w:w="3101"/>
-              <w:gridCol w:w="3101"/>
-              <w:gridCol w:w="3101"/>
-            </w:tblGrid>
-            <w:tr>
-              <w:trPr>
-                <w:trHeight w:hRule="exact" w:val="344"/>
-              </w:trPr>
-              <w:tc>
-                <w:tcPr>
-                  <w:tcW w:type="dxa" w:w="1400"/>
-                  <w:tcBorders/>
-                  <w:tcMar>
-                    <w:start w:w="0" w:type="dxa"/>
-                    <w:end w:w="0" w:type="dxa"/>
-                  </w:tcMar>
-                </w:tcPr>
-                <w:p>
-                  <w:pPr>
-                    <w:autoSpaceDN w:val="0"/>
-                    <w:autoSpaceDE w:val="0"/>
-                    <w:widowControl/>
-                    <w:spacing w:line="233" w:lineRule="auto" w:before="60" w:after="0"/>
-                    <w:ind w:left="76" w:right="0" w:firstLine="0"/>
-                    <w:jc w:val="left"/>
-                  </w:pPr>
-                  <w:r>
-                    <w:rPr>
-                      <w:rFonts w:ascii="Arial" w:hAnsi="Arial" w:eastAsia="Arial"/>
-                      <w:b w:val="0"/>
-                      <w:i w:val="0"/>
-                      <w:color w:val="000000"/>
-                      <w:sz w:val="20"/>
-                    </w:rPr>
-                    <w:t xml:space="preserve">Voornaam: </w:t>
-                  </w:r>
-                </w:p>
-              </w:tc>
-              <w:tc>
-                <w:tcPr>
-                  <w:tcW w:type="dxa" w:w="4440"/>
-                  <w:tcBorders/>
-                  <w:tcMar>
-                    <w:start w:w="0" w:type="dxa"/>
-                    <w:end w:w="0" w:type="dxa"/>
-                  </w:tcMar>
-                </w:tcPr>
-                <w:p>
-                  <w:pPr>
-                    <w:autoSpaceDN w:val="0"/>
-                    <w:autoSpaceDE w:val="0"/>
-                    <w:widowControl/>
-                    <w:spacing w:line="233" w:lineRule="auto" w:before="60" w:after="0"/>
-                    <w:ind w:left="332" w:right="0" w:firstLine="0"/>
-                    <w:jc w:val="left"/>
-                  </w:pPr>
-                  <w:r>
-                    <w:rPr>
-                      <w:rFonts w:ascii="Arial" w:hAnsi="Arial" w:eastAsia="Arial"/>
-                      <w:b w:val="0"/>
-                      <w:i w:val="0"/>
-                      <w:color w:val="000000"/>
-                      <w:sz w:val="20"/>
-                    </w:rPr>
-                    <w:t xml:space="preserve">…………………………………… Voorletters: </w:t>
-                  </w:r>
-                </w:p>
-              </w:tc>
-              <w:tc>
-                <w:tcPr>
-                  <w:tcW w:type="dxa" w:w="2440"/>
-                  <w:tcBorders/>
-                  <w:tcMar>
-                    <w:start w:w="0" w:type="dxa"/>
-                    <w:end w:w="0" w:type="dxa"/>
-                  </w:tcMar>
-                </w:tcPr>
-                <w:p>
-                  <w:pPr>
-                    <w:autoSpaceDN w:val="0"/>
-                    <w:autoSpaceDE w:val="0"/>
-                    <w:widowControl/>
-                    <w:spacing w:line="233" w:lineRule="auto" w:before="60" w:after="0"/>
-                    <w:ind w:left="212" w:right="0" w:firstLine="0"/>
-                    <w:jc w:val="left"/>
-                  </w:pPr>
-                  <w:r>
-                    <w:rPr>
-                      <w:rFonts w:ascii="Arial" w:hAnsi="Arial" w:eastAsia="Arial"/>
-                      <w:b w:val="0"/>
-                      <w:i w:val="0"/>
-                      <w:color w:val="000000"/>
-                      <w:sz w:val="20"/>
-                    </w:rPr>
-                    <w:t xml:space="preserve">……………… </w:t>
-                  </w:r>
-                </w:p>
-              </w:tc>
-            </w:tr>
-          </w:tbl>
-          <w:p>
-            <w:pPr>
-              <w:autoSpaceDN w:val="0"/>
-              <w:autoSpaceDE w:val="0"/>
-              <w:widowControl/>
-              <w:spacing w:line="233" w:lineRule="auto" w:before="246" w:after="20"/>
-              <w:ind w:left="112" w:right="0" w:firstLine="0"/>
-              <w:jc w:val="left"/>
-            </w:pPr>
             <w:r>
               <w:rPr>
-                <w:rFonts w:ascii="Arial" w:hAnsi="Arial" w:eastAsia="Arial"/>
-                <w:b w:val="0"/>
-                <w:i w:val="0"/>
-                <w:color w:val="000000"/>
-                <w:sz w:val="20"/>
+                <w:sz w:val="19"/>
               </w:rPr>
-              <w:t xml:space="preserve">Tussenvoegse </w:t>
-            </w:r>
-          </w:p>
-          <w:tbl>
-            <w:tblPr>
-              <w:tblW w:type="auto" w:w="0"/>
-              <w:tblLayout w:type="fixed"/>
-              <w:tblLook w:firstColumn="1" w:firstRow="1" w:lastColumn="0" w:lastRow="0" w:noHBand="0" w:noVBand="1" w:val="04A0"/>
-              <w:tblInd w:w="35.99999999999994" w:type="dxa"/>
-            </w:tblPr>
-            <w:tblGrid>
-              <w:gridCol w:w="3101"/>
-              <w:gridCol w:w="3101"/>
-              <w:gridCol w:w="3101"/>
-            </w:tblGrid>
-            <w:tr>
-              <w:trPr>
-                <w:trHeight w:hRule="exact" w:val="304"/>
-              </w:trPr>
-              <w:tc>
-                <w:tcPr>
-                  <w:tcW w:type="dxa" w:w="3300"/>
-                  <w:tcBorders/>
-                  <w:tcMar>
-                    <w:start w:w="0" w:type="dxa"/>
-                    <w:end w:w="0" w:type="dxa"/>
-                  </w:tcMar>
-                </w:tcPr>
-                <w:p>
-                  <w:pPr>
-                    <w:autoSpaceDN w:val="0"/>
-                    <w:autoSpaceDE w:val="0"/>
-                    <w:widowControl/>
-                    <w:spacing w:line="233" w:lineRule="auto" w:before="22" w:after="0"/>
-                    <w:ind w:left="76" w:right="0" w:firstLine="0"/>
-                    <w:jc w:val="left"/>
-                  </w:pPr>
-                  <w:r>
-                    <w:rPr>
-                      <w:rFonts w:ascii="Arial" w:hAnsi="Arial" w:eastAsia="Arial"/>
-                      <w:b w:val="0"/>
-                      <w:i w:val="0"/>
-                      <w:color w:val="000000"/>
-                      <w:sz w:val="20"/>
-                    </w:rPr>
-                    <w:t xml:space="preserve">……………………………………. </w:t>
-                  </w:r>
-                </w:p>
-              </w:tc>
-              <w:tc>
-                <w:tcPr>
-                  <w:tcW w:type="dxa" w:w="1840"/>
-                  <w:tcBorders/>
-                  <w:tcMar>
-                    <w:start w:w="0" w:type="dxa"/>
-                    <w:end w:w="0" w:type="dxa"/>
-                  </w:tcMar>
-                </w:tcPr>
-                <w:p>
-                  <w:pPr>
-                    <w:autoSpaceDN w:val="0"/>
-                    <w:autoSpaceDE w:val="0"/>
-                    <w:widowControl/>
-                    <w:spacing w:line="233" w:lineRule="auto" w:before="22" w:after="0"/>
-                    <w:ind w:left="0" w:right="0" w:firstLine="0"/>
-                    <w:jc w:val="center"/>
-                  </w:pPr>
-                  <w:r>
-                    <w:rPr>
-                      <w:rFonts w:ascii="Arial" w:hAnsi="Arial" w:eastAsia="Arial"/>
-                      <w:b w:val="0"/>
-                      <w:i w:val="0"/>
-                      <w:color w:val="000000"/>
-                      <w:sz w:val="20"/>
-                    </w:rPr>
-                    <w:t xml:space="preserve"> Achternaam: </w:t>
-                  </w:r>
-                </w:p>
-              </w:tc>
-              <w:tc>
-                <w:tcPr>
-                  <w:tcW w:type="dxa" w:w="3300"/>
-                  <w:tcBorders/>
-                  <w:tcMar>
-                    <w:start w:w="0" w:type="dxa"/>
-                    <w:end w:w="0" w:type="dxa"/>
-                  </w:tcMar>
-                </w:tcPr>
-                <w:p>
-                  <w:pPr>
-                    <w:autoSpaceDN w:val="0"/>
-                    <w:autoSpaceDE w:val="0"/>
-                    <w:widowControl/>
-                    <w:spacing w:line="233" w:lineRule="auto" w:before="22" w:after="0"/>
-                    <w:ind w:left="318" w:right="0" w:firstLine="0"/>
-                    <w:jc w:val="left"/>
-                  </w:pPr>
-                  <w:r>
-                    <w:rPr>
-                      <w:rFonts w:ascii="Arial" w:hAnsi="Arial" w:eastAsia="Arial"/>
-                      <w:b w:val="0"/>
-                      <w:i w:val="0"/>
-                      <w:color w:val="000000"/>
-                      <w:sz w:val="20"/>
-                    </w:rPr>
-                    <w:t xml:space="preserve">………………………….. </w:t>
-                  </w:r>
-                </w:p>
-              </w:tc>
-            </w:tr>
-          </w:tbl>
-          <w:p>
-            <w:pPr>
-              <w:autoSpaceDN w:val="0"/>
-              <w:tabs>
-                <w:tab w:pos="1678" w:val="left"/>
-              </w:tabs>
-              <w:autoSpaceDE w:val="0"/>
-              <w:widowControl/>
-              <w:spacing w:line="262" w:lineRule="auto" w:before="248" w:after="0"/>
-              <w:ind w:left="112" w:right="144" w:firstLine="0"/>
-              <w:jc w:val="left"/>
-            </w:pPr>
-            <w:r>
-              <w:rPr>
-                <w:rFonts w:ascii="Arial" w:hAnsi="Arial" w:eastAsia="Arial"/>
-                <w:b w:val="0"/>
-                <w:i w:val="0"/>
-                <w:color w:val="000000"/>
-                <w:sz w:val="20"/>
-              </w:rPr>
-              <w:t xml:space="preserve">Adres: </w:t>
-            </w:r>
-            <w:r>
-              <w:br/>
-            </w:r>
-            <w:r>
-              <w:tab/>
-            </w:r>
-            <w:r>
-              <w:rPr>
-                <w:rFonts w:ascii="Arial" w:hAnsi="Arial" w:eastAsia="Arial"/>
-                <w:b w:val="0"/>
-                <w:i w:val="0"/>
-                <w:color w:val="000000"/>
-                <w:sz w:val="20"/>
-              </w:rPr>
-              <w:t>...………………………………………………………………………………………………</w:t>
-            </w:r>
-            <w:r>
-              <w:rPr>
-                <w:rFonts w:ascii="Arial" w:hAnsi="Arial" w:eastAsia="Arial"/>
-                <w:b w:val="0"/>
-                <w:i w:val="0"/>
-                <w:color w:val="000000"/>
-                <w:sz w:val="20"/>
-              </w:rPr>
-              <w:t xml:space="preserve">………….. </w:t>
-            </w:r>
-          </w:p>
-          <w:p>
-            <w:pPr>
-              <w:autoSpaceDN w:val="0"/>
-              <w:tabs>
-                <w:tab w:pos="642" w:val="left"/>
-              </w:tabs>
-              <w:autoSpaceDE w:val="0"/>
-              <w:widowControl/>
-              <w:spacing w:line="254" w:lineRule="auto" w:before="302" w:after="0"/>
-              <w:ind w:left="112" w:right="1152" w:firstLine="0"/>
-              <w:jc w:val="left"/>
-            </w:pPr>
-            <w:r>
-              <w:rPr>
-                <w:rFonts w:ascii="Arial" w:hAnsi="Arial" w:eastAsia="Arial"/>
-                <w:b w:val="0"/>
-                <w:i w:val="0"/>
-                <w:color w:val="000000"/>
-                <w:sz w:val="20"/>
-              </w:rPr>
-              <w:t xml:space="preserve">Postcode Plaats: </w:t>
-            </w:r>
-            <w:r>
-              <w:br/>
-            </w:r>
-            <w:r>
-              <w:tab/>
-            </w:r>
-            <w:r>
-              <w:rPr>
-                <w:rFonts w:ascii="Arial" w:hAnsi="Arial" w:eastAsia="Arial"/>
-                <w:b w:val="0"/>
-                <w:i w:val="0"/>
-                <w:color w:val="000000"/>
-                <w:sz w:val="20"/>
-              </w:rPr>
-              <w:t xml:space="preserve">..………………………................................................................................................. </w:t>
-            </w:r>
-          </w:p>
-          <w:p>
-            <w:pPr>
-              <w:autoSpaceDN w:val="0"/>
-              <w:tabs>
-                <w:tab w:pos="1218" w:val="left"/>
-              </w:tabs>
-              <w:autoSpaceDE w:val="0"/>
-              <w:widowControl/>
-              <w:spacing w:line="254" w:lineRule="auto" w:before="306" w:after="0"/>
-              <w:ind w:left="112" w:right="3456" w:firstLine="0"/>
-              <w:jc w:val="left"/>
-            </w:pPr>
-            <w:r>
-              <w:rPr>
-                <w:rFonts w:ascii="Arial" w:hAnsi="Arial" w:eastAsia="Arial"/>
-                <w:b w:val="0"/>
-                <w:i w:val="0"/>
-                <w:color w:val="000000"/>
-                <w:sz w:val="20"/>
-              </w:rPr>
-              <w:t xml:space="preserve">Telefoon …………………………………………………….. Mobiel: </w:t>
-            </w:r>
-            <w:r>
-              <w:tab/>
-            </w:r>
-            <w:r>
-              <w:rPr>
-                <w:rFonts w:ascii="Arial" w:hAnsi="Arial" w:eastAsia="Arial"/>
-                <w:b w:val="0"/>
-                <w:i w:val="0"/>
-                <w:color w:val="000000"/>
-                <w:sz w:val="20"/>
-              </w:rPr>
-              <w:t xml:space="preserve">……………………………………..…… </w:t>
-            </w:r>
-          </w:p>
-          <w:p>
-            <w:pPr>
-              <w:autoSpaceDN w:val="0"/>
-              <w:tabs>
-                <w:tab w:pos="2288" w:val="left"/>
-              </w:tabs>
-              <w:autoSpaceDE w:val="0"/>
-              <w:widowControl/>
-              <w:spacing w:line="254" w:lineRule="auto" w:before="308" w:after="0"/>
-              <w:ind w:left="112" w:right="1728" w:firstLine="0"/>
-              <w:jc w:val="left"/>
-            </w:pPr>
-            <w:r>
-              <w:rPr>
-                <w:rFonts w:ascii="Arial" w:hAnsi="Arial" w:eastAsia="Arial"/>
-                <w:b w:val="0"/>
-                <w:i w:val="0"/>
-                <w:color w:val="000000"/>
-                <w:sz w:val="20"/>
-              </w:rPr>
-              <w:t xml:space="preserve">Geb. datum: </w:t>
-            </w:r>
-            <w:r>
-              <w:tab/>
-            </w:r>
-            <w:r>
-              <w:rPr>
-                <w:rFonts w:ascii="Arial" w:hAnsi="Arial" w:eastAsia="Arial"/>
-                <w:b w:val="0"/>
-                <w:i w:val="0"/>
-                <w:color w:val="000000"/>
-                <w:sz w:val="20"/>
-              </w:rPr>
-              <w:t xml:space="preserve">………………………………………………………… Plaats : </w:t>
-            </w:r>
-            <w:r>
-              <w:rPr>
-                <w:rFonts w:ascii="Arial" w:hAnsi="Arial" w:eastAsia="Arial"/>
-                <w:b w:val="0"/>
-                <w:i w:val="0"/>
-                <w:color w:val="000000"/>
-                <w:sz w:val="20"/>
-              </w:rPr>
-              <w:t xml:space="preserve">…………………………………. </w:t>
-            </w:r>
-          </w:p>
-          <w:p>
-            <w:pPr>
-              <w:autoSpaceDN w:val="0"/>
-              <w:tabs>
-                <w:tab w:pos="2958" w:val="left"/>
-              </w:tabs>
-              <w:autoSpaceDE w:val="0"/>
-              <w:widowControl/>
-              <w:spacing w:line="259" w:lineRule="auto" w:before="308" w:after="0"/>
-              <w:ind w:left="112" w:right="144" w:firstLine="0"/>
-              <w:jc w:val="left"/>
-            </w:pPr>
-            <w:r>
-              <w:rPr>
-                <w:rFonts w:ascii="Arial" w:hAnsi="Arial" w:eastAsia="Arial"/>
-                <w:b w:val="0"/>
-                <w:i w:val="0"/>
-                <w:color w:val="000000"/>
-                <w:sz w:val="20"/>
-              </w:rPr>
-              <w:t xml:space="preserve">E-mail </w:t>
-            </w:r>
-            <w:r>
-              <w:br/>
-            </w:r>
-            <w:r>
-              <w:rPr>
-                <w:rFonts w:ascii="Arial" w:hAnsi="Arial" w:eastAsia="Arial"/>
-                <w:b w:val="0"/>
-                <w:i w:val="0"/>
-                <w:color w:val="000000"/>
-                <w:sz w:val="20"/>
-              </w:rPr>
-              <w:t xml:space="preserve">adres: </w:t>
-            </w:r>
-            <w:r>
-              <w:tab/>
-            </w:r>
-            <w:r>
-              <w:rPr>
-                <w:rFonts w:ascii="Arial" w:hAnsi="Arial" w:eastAsia="Arial"/>
-                <w:b w:val="0"/>
-                <w:i w:val="0"/>
-                <w:color w:val="000000"/>
-                <w:sz w:val="20"/>
-              </w:rPr>
-              <w:t>..………………………………………………………………………………</w:t>
-            </w:r>
-            <w:r>
-              <w:rPr>
-                <w:rFonts w:ascii="Arial" w:hAnsi="Arial" w:eastAsia="Arial"/>
-                <w:b w:val="0"/>
-                <w:i w:val="0"/>
-                <w:color w:val="000000"/>
-                <w:sz w:val="20"/>
-              </w:rPr>
-              <w:t xml:space="preserve">…………………….. </w:t>
+              <w:t>Voor de goede orde willen wij u erop wijzen dat aan dit formulier (waarvan u een kopie mag ontvangen) en aan het bij ons uitspreken van de shahada geen rechten kunnen worden ontleend. Voor het verkrijgen van een verklaring in verband met uw bekering tot de islam dient u aan strikte voorwaarden te voldoen. Laat u zich hierover informeren in het centrum.</w:t>
             </w:r>
           </w:p>
         </w:tc>
       </w:tr>
     </w:tbl>
-    <w:p>
-      <w:pPr>
-        <w:autoSpaceDN w:val="0"/>
-        <w:autoSpaceDE w:val="0"/>
-        <w:widowControl/>
-        <w:spacing w:line="233" w:lineRule="auto" w:before="296" w:after="0"/>
-        <w:ind w:left="120" w:right="0" w:firstLine="0"/>
-        <w:jc w:val="left"/>
-      </w:pPr>
-      <w:r>
-        <w:rPr>
-          <w:rFonts w:ascii="Arial" w:hAnsi="Arial" w:eastAsia="Arial"/>
-          <w:b w:val="0"/>
-          <w:i w:val="0"/>
-          <w:color w:val="000000"/>
-          <w:sz w:val="20"/>
-          <w:u w:val="single"/>
-        </w:rPr>
-        <w:t>Kunt u uw beweegredenen om zich tot de islam te bekeren benoemen</w:t>
-      </w:r>
-    </w:p>
-    <w:p>
-      <w:pPr>
-        <w:autoSpaceDN w:val="0"/>
-        <w:autoSpaceDE w:val="0"/>
-        <w:widowControl/>
-        <w:spacing w:line="233" w:lineRule="auto" w:before="1258" w:after="0"/>
-        <w:ind w:left="120" w:right="0" w:firstLine="0"/>
-        <w:jc w:val="left"/>
-      </w:pPr>
-      <w:r>
-        <w:rPr>
-          <w:rFonts w:ascii="Arial" w:hAnsi="Arial" w:eastAsia="Arial"/>
-          <w:b w:val="0"/>
-          <w:i w:val="0"/>
-          <w:color w:val="000000"/>
-          <w:sz w:val="20"/>
-          <w:u w:val="single"/>
-        </w:rPr>
-        <w:t>Wat was uw geloofsovertuiging hiervóór</w:t>
-      </w:r>
-      <w:r>
-        <w:rPr>
-          <w:rFonts w:ascii="Arial" w:hAnsi="Arial" w:eastAsia="Arial"/>
-          <w:b w:val="0"/>
-          <w:i w:val="0"/>
-          <w:color w:val="000000"/>
-          <w:sz w:val="20"/>
-        </w:rPr>
-        <w:t>?</w:t>
-      </w:r>
-    </w:p>
-    <w:p>
-      <w:pPr>
-        <w:autoSpaceDN w:val="0"/>
-        <w:autoSpaceDE w:val="0"/>
-        <w:widowControl/>
-        <w:spacing w:line="254" w:lineRule="auto" w:before="308" w:after="0"/>
-        <w:ind w:left="120" w:right="6048" w:firstLine="0"/>
-        <w:jc w:val="left"/>
-      </w:pPr>
-      <w:r>
-        <w:rPr>
-          <w:rFonts w:ascii="Arial" w:hAnsi="Arial" w:eastAsia="Arial"/>
-          <w:b w:val="0"/>
-          <w:i w:val="0"/>
-          <w:color w:val="000000"/>
-          <w:sz w:val="20"/>
-          <w:u w:val="single"/>
-        </w:rPr>
-        <w:t>Was u al eerder bekend bij een andere moskee</w:t>
-      </w:r>
-      <w:r>
-        <w:rPr>
-          <w:rFonts w:ascii="Arial" w:hAnsi="Arial" w:eastAsia="Arial"/>
-          <w:b w:val="0"/>
-          <w:i w:val="0"/>
-          <w:color w:val="000000"/>
-          <w:sz w:val="20"/>
-        </w:rPr>
-        <w:t xml:space="preserve"> ? </w:t>
-      </w:r>
-      <w:r>
-        <w:br/>
-      </w:r>
-      <w:r>
-        <w:rPr>
-          <w:rFonts w:ascii="Arial" w:hAnsi="Arial" w:eastAsia="Arial"/>
-          <w:b w:val="0"/>
-          <w:i w:val="0"/>
-          <w:color w:val="000000"/>
-          <w:sz w:val="20"/>
-        </w:rPr>
-        <w:t xml:space="preserve">Zo ja, welke moskee? </w:t>
-      </w:r>
-    </w:p>
-    <w:p>
-      <w:pPr>
-        <w:autoSpaceDN w:val="0"/>
-        <w:autoSpaceDE w:val="0"/>
-        <w:widowControl/>
-        <w:spacing w:line="233" w:lineRule="auto" w:before="302" w:after="0"/>
-        <w:ind w:left="120" w:right="0" w:firstLine="0"/>
-        <w:jc w:val="left"/>
-      </w:pPr>
-      <w:r>
-        <w:rPr>
-          <w:rFonts w:ascii="Arial" w:hAnsi="Arial" w:eastAsia="Arial"/>
-          <w:b w:val="0"/>
-          <w:i w:val="0"/>
-          <w:color w:val="000000"/>
-          <w:sz w:val="20"/>
-        </w:rPr>
-        <w:t xml:space="preserve">………………………………………………………………………………………….. </w:t>
-      </w:r>
-    </w:p>
-    <w:p>
-      <w:pPr>
-        <w:autoSpaceDN w:val="0"/>
-        <w:autoSpaceDE w:val="0"/>
-        <w:widowControl/>
-        <w:spacing w:line="262" w:lineRule="auto" w:before="306" w:after="0"/>
-        <w:ind w:left="120" w:right="1296" w:firstLine="0"/>
-        <w:jc w:val="left"/>
-      </w:pPr>
-      <w:r>
-        <w:rPr>
-          <w:rFonts w:ascii="Arial" w:hAnsi="Arial" w:eastAsia="Arial"/>
-          <w:b w:val="0"/>
-          <w:i w:val="0"/>
-          <w:color w:val="000000"/>
-          <w:sz w:val="20"/>
-        </w:rPr>
-        <w:t xml:space="preserve">U kunt de shahada uitspreken in de aanwezigheid van een grote publiek of in de aanwezigheid van de </w:t>
-      </w:r>
-      <w:r>
-        <w:rPr>
-          <w:rFonts w:ascii="Arial" w:hAnsi="Arial" w:eastAsia="Arial"/>
-          <w:b w:val="0"/>
-          <w:i w:val="0"/>
-          <w:color w:val="000000"/>
-          <w:sz w:val="20"/>
-        </w:rPr>
-        <w:t xml:space="preserve">Imam en een klein aantal getuigen. Heeft u hieromtrent een voorkeur bij het uitspreken van de </w:t>
-      </w:r>
-      <w:r>
-        <w:rPr>
-          <w:rFonts w:ascii="Arial" w:hAnsi="Arial" w:eastAsia="Arial"/>
-          <w:b w:val="0"/>
-          <w:i w:val="0"/>
-          <w:color w:val="000000"/>
-          <w:sz w:val="20"/>
-        </w:rPr>
-        <w:t xml:space="preserve">shahada? </w:t>
-      </w:r>
-    </w:p>
-    <w:p>
-      <w:pPr>
-        <w:autoSpaceDN w:val="0"/>
-        <w:autoSpaceDE w:val="0"/>
-        <w:widowControl/>
-        <w:spacing w:line="262" w:lineRule="auto" w:before="44" w:after="0"/>
-        <w:ind w:left="120" w:right="9504" w:firstLine="0"/>
-        <w:jc w:val="left"/>
-      </w:pPr>
-      <w:r>
-        <w:rPr>
-          <w:rFonts w:ascii="Arial" w:hAnsi="Arial" w:eastAsia="Arial"/>
-          <w:b w:val="0"/>
-          <w:i w:val="0"/>
-          <w:color w:val="000000"/>
-          <w:sz w:val="28"/>
-        </w:rPr>
-        <w:t>□</w:t>
-      </w:r>
-      <w:r>
-        <w:rPr>
-          <w:rFonts w:ascii="Arial" w:hAnsi="Arial" w:eastAsia="Arial"/>
-          <w:b w:val="0"/>
-          <w:i w:val="0"/>
-          <w:color w:val="000000"/>
-          <w:sz w:val="20"/>
-        </w:rPr>
-        <w:t xml:space="preserve">Ja </w:t>
-      </w:r>
-      <w:r>
-        <w:br/>
-      </w:r>
-      <w:r>
-        <w:rPr>
-          <w:rFonts w:ascii="Arial" w:hAnsi="Arial" w:eastAsia="Arial"/>
-          <w:b w:val="0"/>
-          <w:i w:val="0"/>
-          <w:color w:val="000000"/>
-          <w:sz w:val="28"/>
-        </w:rPr>
-        <w:t>□</w:t>
-      </w:r>
-      <w:r>
-        <w:rPr>
-          <w:rFonts w:ascii="Arial" w:hAnsi="Arial" w:eastAsia="Arial"/>
-          <w:b w:val="0"/>
-          <w:i w:val="0"/>
-          <w:color w:val="000000"/>
-          <w:sz w:val="20"/>
-        </w:rPr>
-        <w:t xml:space="preserve">Nee </w:t>
-      </w:r>
-      <w:r>
-        <w:br/>
-      </w:r>
-      <w:r>
-        <w:rPr>
-          <w:rFonts w:ascii="Arial" w:hAnsi="Arial" w:eastAsia="Arial"/>
-          <w:b w:val="0"/>
-          <w:i w:val="0"/>
-          <w:color w:val="000000"/>
-          <w:sz w:val="28"/>
-        </w:rPr>
-        <w:t>□</w:t>
-      </w:r>
-      <w:r>
-        <w:rPr>
-          <w:rFonts w:ascii="Arial" w:hAnsi="Arial" w:eastAsia="Arial"/>
-          <w:b w:val="0"/>
-          <w:i w:val="0"/>
-          <w:color w:val="000000"/>
-          <w:sz w:val="20"/>
-        </w:rPr>
-        <w:t xml:space="preserve">Anders: </w:t>
-      </w:r>
-    </w:p>
-    <w:p>
-      <w:pPr>
-        <w:autoSpaceDN w:val="0"/>
-        <w:autoSpaceDE w:val="0"/>
-        <w:widowControl/>
-        <w:spacing w:line="233" w:lineRule="auto" w:before="1116" w:after="0"/>
-        <w:ind w:left="120" w:right="0" w:firstLine="0"/>
-        <w:jc w:val="left"/>
-      </w:pPr>
-      <w:r>
-        <w:rPr>
-          <w:rFonts w:ascii="Arial" w:hAnsi="Arial" w:eastAsia="Arial"/>
-          <w:b w:val="0"/>
-          <w:i w:val="0"/>
-          <w:color w:val="000000"/>
-          <w:sz w:val="20"/>
-        </w:rPr>
-        <w:t xml:space="preserve">Plaats </w:t>
-      </w:r>
-    </w:p>
-    <w:p>
-      <w:pPr>
-        <w:sectPr>
-          <w:pgSz w:w="11905" w:h="16840"/>
-          <w:pgMar w:top="102" w:right="0" w:bottom="770" w:left="1296" w:header="720" w:footer="720" w:gutter="0"/>
-          <w:cols/>
-          <w:docGrid w:linePitch="360"/>
-        </w:sectPr>
-      </w:pPr>
-    </w:p>
-    <w:p>
-      <w:pPr>
-        <w:autoSpaceDN w:val="0"/>
-        <w:autoSpaceDE w:val="0"/>
-        <w:widowControl/>
-        <w:spacing w:line="102" w:lineRule="exact" w:before="0" w:after="0"/>
-        <w:ind w:left="0" w:right="0"/>
-      </w:pPr>
-    </w:p>
-    <w:p>
-      <w:pPr>
-        <w:autoSpaceDN w:val="0"/>
-        <w:tabs>
-          <w:tab w:pos="4852" w:val="left"/>
-          <w:tab w:pos="8744" w:val="left"/>
-        </w:tabs>
-        <w:autoSpaceDE w:val="0"/>
-        <w:widowControl/>
-        <w:spacing w:line="240" w:lineRule="auto" w:before="0" w:after="0"/>
-        <w:ind w:left="530" w:right="0" w:firstLine="0"/>
-        <w:jc w:val="left"/>
-      </w:pPr>
-      <w:r>
-        <w:rPr>
-          <w:rFonts w:ascii="Arial" w:hAnsi="Arial" w:eastAsia="Arial"/>
-          <w:b w:val="0"/>
-          <w:i w:val="0"/>
-          <w:color w:val="000000"/>
-          <w:sz w:val="20"/>
-        </w:rPr>
-        <w:t xml:space="preserve">………………………………… Datum </w:t>
-      </w:r>
-      <w:r>
-        <w:rPr>
-          <w:rFonts w:ascii="Arial" w:hAnsi="Arial" w:eastAsia="Arial"/>
-          <w:b w:val="0"/>
-          <w:i w:val="0"/>
-          <w:color w:val="000000"/>
-          <w:sz w:val="20"/>
-        </w:rPr>
-        <w:t xml:space="preserve">………………………………………….. </w:t>
-      </w:r>
-      <w:r>
-        <w:tab/>
-      </w:r>
-      <w:r>
-        <w:drawing>
-          <wp:inline xmlns:a="http://schemas.openxmlformats.org/drawingml/2006/main" xmlns:pic="http://schemas.openxmlformats.org/drawingml/2006/picture">
-            <wp:extent cx="1098550" cy="1089660"/>
-            <wp:docPr id="2" name="Picture 2"/>
-            <wp:cNvGraphicFramePr>
-              <a:graphicFrameLocks noChangeAspect="1"/>
-            </wp:cNvGraphicFramePr>
-            <a:graphic>
-              <a:graphicData uri="http://schemas.openxmlformats.org/drawingml/2006/picture">
-                <pic:pic>
-                  <pic:nvPicPr>
-                    <pic:cNvPr id="0" name="image.png"/>
-                    <pic:cNvPicPr/>
-                  </pic:nvPicPr>
-                  <pic:blipFill>
-                    <a:blip r:embed="rId9"/>
-                    <a:stretch>
-                      <a:fillRect/>
-                    </a:stretch>
-                  </pic:blipFill>
-                  <pic:spPr>
-                    <a:xfrm>
-                      <a:off x="0" y="0"/>
-                      <a:ext cx="1098550" cy="1089660"/>
-                    </a:xfrm>
-                    <a:prstGeom prst="rect"/>
-                  </pic:spPr>
-                </pic:pic>
-              </a:graphicData>
-            </a:graphic>
-          </wp:inline>
-        </w:drawing>
-      </w:r>
-    </w:p>
-    <w:p>
-      <w:pPr>
-        <w:autoSpaceDN w:val="0"/>
-        <w:tabs>
-          <w:tab w:pos="3556" w:val="left"/>
-        </w:tabs>
-        <w:autoSpaceDE w:val="0"/>
-        <w:widowControl/>
-        <w:spacing w:line="233" w:lineRule="auto" w:before="34" w:after="0"/>
-        <w:ind w:left="0" w:right="0" w:firstLine="0"/>
-        <w:jc w:val="left"/>
-      </w:pPr>
-      <w:r>
-        <w:rPr>
-          <w:rFonts w:ascii="Arial" w:hAnsi="Arial" w:eastAsia="Arial"/>
-          <w:b w:val="0"/>
-          <w:i w:val="0"/>
-          <w:color w:val="000000"/>
-          <w:sz w:val="20"/>
-        </w:rPr>
-        <w:t>Naam belanghebbende…</w:t>
-      </w:r>
-      <w:r>
-        <w:tab/>
-      </w:r>
-      <w:r>
-        <w:rPr>
-          <w:rFonts w:ascii="Arial" w:hAnsi="Arial" w:eastAsia="Arial"/>
-          <w:b w:val="0"/>
-          <w:i w:val="0"/>
-          <w:color w:val="000000"/>
-          <w:sz w:val="20"/>
-        </w:rPr>
-        <w:t>………………………………………….. Handtekening</w:t>
-      </w:r>
-    </w:p>
-    <w:p>
-      <w:pPr>
-        <w:autoSpaceDN w:val="0"/>
-        <w:autoSpaceDE w:val="0"/>
-        <w:widowControl/>
-        <w:spacing w:line="233" w:lineRule="auto" w:before="42" w:after="0"/>
-        <w:ind w:left="600" w:right="0" w:firstLine="0"/>
-        <w:jc w:val="left"/>
-      </w:pPr>
-      <w:r>
-        <w:rPr>
-          <w:rFonts w:ascii="Arial" w:hAnsi="Arial" w:eastAsia="Arial"/>
-          <w:b w:val="0"/>
-          <w:i w:val="0"/>
-          <w:color w:val="000000"/>
-          <w:sz w:val="20"/>
-        </w:rPr>
-        <w:t xml:space="preserve">……………….. </w:t>
-      </w:r>
-    </w:p>
-    <w:p>
-      <w:pPr>
-        <w:autoSpaceDN w:val="0"/>
-        <w:autoSpaceDE w:val="0"/>
-        <w:widowControl/>
-        <w:spacing w:line="233" w:lineRule="auto" w:before="308" w:after="0"/>
-        <w:ind w:left="0" w:right="0" w:firstLine="0"/>
-        <w:jc w:val="left"/>
-      </w:pPr>
-      <w:r>
-        <w:rPr>
-          <w:rFonts w:ascii="Arial" w:hAnsi="Arial" w:eastAsia="Arial"/>
-          <w:b w:val="0"/>
-          <w:i w:val="0"/>
-          <w:color w:val="000000"/>
-          <w:sz w:val="20"/>
-        </w:rPr>
-        <w:t xml:space="preserve">Naam ouder/voogd (indien van toepassing)**……………………………………….….…………………..… </w:t>
-      </w:r>
-    </w:p>
-    <w:p>
-      <w:pPr>
-        <w:autoSpaceDN w:val="0"/>
-        <w:autoSpaceDE w:val="0"/>
-        <w:widowControl/>
-        <w:spacing w:line="233" w:lineRule="auto" w:before="308" w:after="0"/>
-        <w:ind w:left="0" w:right="0" w:firstLine="0"/>
-        <w:jc w:val="left"/>
-      </w:pPr>
-      <w:r>
-        <w:rPr>
-          <w:rFonts w:ascii="Arial" w:hAnsi="Arial" w:eastAsia="Arial"/>
-          <w:b w:val="0"/>
-          <w:i w:val="0"/>
-          <w:color w:val="000000"/>
-          <w:sz w:val="20"/>
-        </w:rPr>
-        <w:t xml:space="preserve">Handtekening ouder/voogd (indien van toepassing)**..…………………………………..………………….. </w:t>
-      </w:r>
-    </w:p>
-    <w:p>
-      <w:pPr>
-        <w:autoSpaceDN w:val="0"/>
-        <w:autoSpaceDE w:val="0"/>
-        <w:widowControl/>
-        <w:spacing w:line="233" w:lineRule="auto" w:before="1628" w:after="0"/>
-        <w:ind w:left="0" w:right="0" w:firstLine="0"/>
-        <w:jc w:val="left"/>
-      </w:pPr>
-      <w:r>
-        <w:rPr>
-          <w:rFonts w:ascii="Arial" w:hAnsi="Arial" w:eastAsia="Arial"/>
-          <w:b w:val="0"/>
-          <w:i w:val="0"/>
-          <w:color w:val="000000"/>
-          <w:sz w:val="20"/>
-        </w:rPr>
-        <w:t xml:space="preserve">** Voor minderjarigen dient een ouder of voogd voor de toestemming te ondertekenen. </w:t>
-      </w:r>
-    </w:p>
-    <w:p>
-      <w:pPr>
-        <w:sectPr>
-          <w:pgSz w:w="11905" w:h="16840"/>
-          <w:pgMar w:top="102" w:right="0" w:bottom="1440" w:left="1416" w:header="720" w:footer="720" w:gutter="0"/>
-          <w:cols/>
-          <w:docGrid w:linePitch="360"/>
-        </w:sectPr>
-      </w:pPr>
-    </w:p>
-    <w:p>
-      <w:pPr>
-        <w:autoSpaceDN w:val="0"/>
-        <w:autoSpaceDE w:val="0"/>
-        <w:widowControl/>
-        <w:spacing w:line="220" w:lineRule="exact" w:before="0" w:after="1368"/>
-        <w:ind w:left="0" w:right="0"/>
-      </w:pPr>
-    </w:p>
-    <w:p>
-      <w:pPr>
-        <w:sectPr>
-          <w:pgSz w:w="11905" w:h="16840"/>
-          <w:pgMar w:top="102" w:right="0" w:bottom="1440" w:left="1296" w:header="720" w:footer="720" w:gutter="0"/>
-          <w:cols/>
-          <w:docGrid w:linePitch="360"/>
-        </w:sectPr>
-      </w:pPr>
-    </w:p>
-    <w:p>
-      <w:pPr>
-        <w:autoSpaceDN w:val="0"/>
-        <w:autoSpaceDE w:val="0"/>
-        <w:widowControl/>
-        <w:spacing w:line="233" w:lineRule="auto" w:before="0" w:after="0"/>
-        <w:ind w:left="120" w:right="0" w:firstLine="0"/>
-        <w:jc w:val="left"/>
-      </w:pPr>
-      <w:r>
-        <w:rPr>
-          <w:rFonts w:ascii="Arial" w:hAnsi="Arial" w:eastAsia="Arial"/>
-          <w:b/>
-          <w:i w:val="0"/>
-          <w:color w:val="0000FF"/>
-          <w:sz w:val="20"/>
-          <w:u w:val="single"/>
-        </w:rPr>
-        <w:t>Algemene informatie:</w:t>
-      </w:r>
-      <w:r>
-        <w:rPr>
-          <w:rFonts w:ascii="Arial" w:hAnsi="Arial" w:eastAsia="Arial"/>
-          <w:b/>
-          <w:i w:val="0"/>
-          <w:color w:val="0000FF"/>
-          <w:sz w:val="20"/>
-        </w:rPr>
-        <w:t xml:space="preserve"> </w:t>
-      </w:r>
-    </w:p>
-    <w:p>
-      <w:pPr>
-        <w:sectPr>
-          <w:type w:val="continuous"/>
-          <w:pgSz w:w="11905" w:h="16840"/>
-          <w:pgMar w:top="102" w:right="0" w:bottom="1440" w:left="1296" w:header="720" w:footer="720" w:gutter="0"/>
-          <w:cols w:num="2" w:equalWidth="0">
-            <w:col w:w="5541" w:space="0"/>
-            <w:col w:w="5066" w:space="0"/>
-          </w:cols>
-          <w:docGrid w:linePitch="360"/>
-        </w:sectPr>
-      </w:pPr>
-    </w:p>
-    <w:p>
-      <w:pPr>
-        <w:autoSpaceDN w:val="0"/>
-        <w:autoSpaceDE w:val="0"/>
-        <w:widowControl/>
-        <w:spacing w:line="240" w:lineRule="auto" w:before="0" w:after="0"/>
-        <w:ind w:left="0" w:right="14" w:firstLine="0"/>
-        <w:jc w:val="right"/>
-      </w:pPr>
-      <w:r>
-        <w:drawing>
-          <wp:inline xmlns:a="http://schemas.openxmlformats.org/drawingml/2006/main" xmlns:pic="http://schemas.openxmlformats.org/drawingml/2006/picture">
-            <wp:extent cx="1098550" cy="1089660"/>
-            <wp:docPr id="3" name="Picture 3"/>
-            <wp:cNvGraphicFramePr>
-              <a:graphicFrameLocks noChangeAspect="1"/>
-            </wp:cNvGraphicFramePr>
-            <a:graphic>
-              <a:graphicData uri="http://schemas.openxmlformats.org/drawingml/2006/picture">
-                <pic:pic>
-                  <pic:nvPicPr>
-                    <pic:cNvPr id="0" name="image.png"/>
-                    <pic:cNvPicPr/>
-                  </pic:nvPicPr>
-                  <pic:blipFill>
-                    <a:blip r:embed="rId9"/>
-                    <a:stretch>
-                      <a:fillRect/>
-                    </a:stretch>
-                  </pic:blipFill>
-                  <pic:spPr>
-                    <a:xfrm>
-                      <a:off x="0" y="0"/>
-                      <a:ext cx="1098550" cy="1089660"/>
-                    </a:xfrm>
-                    <a:prstGeom prst="rect"/>
-                  </pic:spPr>
-                </pic:pic>
-              </a:graphicData>
-            </a:graphic>
-          </wp:inline>
-        </w:drawing>
-      </w:r>
-    </w:p>
-    <w:p>
-      <w:pPr>
-        <w:spacing w:after="234"/>
-        <w:sectPr>
-          <w:type w:val="nextColumn"/>
-          <w:pgSz w:w="11905" w:h="16840"/>
-          <w:pgMar w:top="102" w:right="0" w:bottom="1440" w:left="1296" w:header="720" w:footer="720" w:gutter="0"/>
-          <w:cols w:num="2" w:equalWidth="0">
-            <w:col w:w="5541" w:space="0"/>
-            <w:col w:w="5066" w:space="0"/>
-          </w:cols>
-          <w:docGrid w:linePitch="360"/>
-        </w:sectPr>
-      </w:pPr>
-    </w:p>
-    <w:p>
-      <w:pPr>
-        <w:autoSpaceDN w:val="0"/>
-        <w:autoSpaceDE w:val="0"/>
-        <w:widowControl/>
-        <w:spacing w:line="262" w:lineRule="auto" w:before="0" w:after="274"/>
-        <w:ind w:left="120" w:right="1442" w:firstLine="0"/>
-        <w:jc w:val="both"/>
-      </w:pPr>
-      <w:r>
-        <w:rPr>
-          <w:rFonts w:ascii="Arial" w:hAnsi="Arial" w:eastAsia="Arial"/>
-          <w:b w:val="0"/>
-          <w:i w:val="0"/>
-          <w:color w:val="17365D"/>
-          <w:sz w:val="20"/>
-        </w:rPr>
-        <w:t xml:space="preserve">Om tot de islam toe te treden, dient u de shahada (geloofsgetuigenis) uit te spreken. Daarmee getuigt </w:t>
-      </w:r>
-      <w:r>
-        <w:rPr>
-          <w:rFonts w:ascii="Arial" w:hAnsi="Arial" w:eastAsia="Arial"/>
-          <w:b w:val="0"/>
-          <w:i w:val="0"/>
-          <w:color w:val="17365D"/>
-          <w:sz w:val="20"/>
-        </w:rPr>
-        <w:t xml:space="preserve">u dat er geen god is die aanbeden mag worden, behalve Allah en dat Mohammed (vrede zij met hem) </w:t>
-      </w:r>
-      <w:r>
-        <w:rPr>
-          <w:rFonts w:ascii="Arial" w:hAnsi="Arial" w:eastAsia="Arial"/>
-          <w:b w:val="0"/>
-          <w:i w:val="0"/>
-          <w:color w:val="17365D"/>
-          <w:sz w:val="20"/>
-        </w:rPr>
-        <w:t>Zijn dienaar is en Zijn Boodschapper. De shahada wordt als volgt uitgesproken:</w:t>
-      </w:r>
-    </w:p>
-    <w:tbl>
-      <w:tblPr>
-        <w:tblW w:type="auto" w:w="0"/>
-        <w:tblLayout w:type="fixed"/>
-        <w:tblLook w:firstColumn="1" w:firstRow="1" w:lastColumn="0" w:lastRow="0" w:noHBand="0" w:noVBand="1" w:val="04A0"/>
-        <w:tblInd w:w="4.000000000000057" w:type="dxa"/>
-      </w:tblPr>
-      <w:tblGrid>
-        <w:gridCol w:w="9169"/>
-      </w:tblGrid>
-      <w:tr>
-        <w:trPr>
-          <w:trHeight w:hRule="exact" w:val="280"/>
-        </w:trPr>
-        <w:tc>
-          <w:tcPr>
-            <w:tcW w:type="dxa" w:w="9304"/>
-            <w:tcBorders>
-              <w:start w:sz="4.0" w:val="single" w:color="#000000"/>
-              <w:top w:sz="4.0" w:val="single" w:color="#000000"/>
-              <w:end w:sz="4.0" w:val="single" w:color="#000000"/>
-              <w:bottom w:sz="4.0" w:val="single" w:color="#000000"/>
-            </w:tcBorders>
-            <w:shd w:fill="ffffff"/>
-            <w:tcMar>
-              <w:start w:w="0" w:type="dxa"/>
-              <w:end w:w="0" w:type="dxa"/>
-            </w:tcMar>
-          </w:tcPr>
-          <w:p>
-            <w:pPr>
-              <w:autoSpaceDN w:val="0"/>
-              <w:autoSpaceDE w:val="0"/>
-              <w:widowControl/>
-              <w:spacing w:line="233" w:lineRule="auto" w:before="28" w:after="0"/>
-              <w:ind w:left="112" w:right="0" w:firstLine="0"/>
-              <w:jc w:val="left"/>
-            </w:pPr>
-            <w:r>
-              <w:rPr>
-                <w:rFonts w:ascii="Arial" w:hAnsi="Arial" w:eastAsia="Arial"/>
-                <w:b/>
-                <w:i w:val="0"/>
-                <w:color w:val="17365D"/>
-                <w:sz w:val="20"/>
-              </w:rPr>
-              <w:t xml:space="preserve">Eshhedoe an laa ilaha illallah, wa eshhedoe enna moehammaden abdoehoe wa rasoeloeh. </w:t>
-            </w:r>
-          </w:p>
-        </w:tc>
-      </w:tr>
-    </w:tbl>
-    <w:p>
-      <w:pPr>
-        <w:autoSpaceDN w:val="0"/>
-        <w:autoSpaceDE w:val="0"/>
-        <w:widowControl/>
-        <w:spacing w:line="233" w:lineRule="auto" w:before="272" w:after="0"/>
-        <w:ind w:left="120" w:right="0" w:firstLine="0"/>
-        <w:jc w:val="left"/>
-      </w:pPr>
-      <w:r>
-        <w:rPr>
-          <w:rFonts w:ascii="Arial" w:hAnsi="Arial" w:eastAsia="Arial"/>
-          <w:b/>
-          <w:i w:val="0"/>
-          <w:color w:val="17365D"/>
-          <w:sz w:val="20"/>
-        </w:rPr>
-        <w:t xml:space="preserve">Informatie over de islamitische geloofsgetuigenis </w:t>
-      </w:r>
-    </w:p>
-    <w:p>
-      <w:pPr>
-        <w:autoSpaceDN w:val="0"/>
-        <w:autoSpaceDE w:val="0"/>
-        <w:widowControl/>
-        <w:spacing w:line="271" w:lineRule="auto" w:before="82" w:after="0"/>
-        <w:ind w:left="120" w:right="1364" w:firstLine="0"/>
-        <w:jc w:val="both"/>
-      </w:pPr>
-      <w:r>
-        <w:rPr>
-          <w:rFonts w:ascii="Arial" w:hAnsi="Arial" w:eastAsia="Arial"/>
-          <w:b w:val="0"/>
-          <w:i w:val="0"/>
-          <w:color w:val="17365D"/>
-          <w:sz w:val="20"/>
-        </w:rPr>
-        <w:t xml:space="preserve">De Profeet (vrede zij met hem) heeft gezegd: “De islam is op vijf (zuilen) gebouwd: getuigen dat er geen </w:t>
-      </w:r>
-      <w:r>
-        <w:rPr>
-          <w:rFonts w:ascii="Arial" w:hAnsi="Arial" w:eastAsia="Arial"/>
-          <w:b w:val="0"/>
-          <w:i w:val="0"/>
-          <w:color w:val="17365D"/>
-          <w:sz w:val="20"/>
-        </w:rPr>
-        <w:t xml:space="preserve">god is (die het recht heeft aanbeden te worden) dan Allah en dat Mohammed de Boodschapper van </w:t>
-      </w:r>
-      <w:r>
-        <w:rPr>
-          <w:rFonts w:ascii="Arial" w:hAnsi="Arial" w:eastAsia="Arial"/>
-          <w:b w:val="0"/>
-          <w:i w:val="0"/>
-          <w:color w:val="17365D"/>
-          <w:sz w:val="20"/>
-        </w:rPr>
-        <w:t xml:space="preserve">Allah is (shahada), het verrichten van de gebeden, het betalen van de zakaat, het verrichten van de </w:t>
-      </w:r>
-      <w:r>
-        <w:rPr>
-          <w:rFonts w:ascii="Arial" w:hAnsi="Arial" w:eastAsia="Arial"/>
-          <w:b w:val="0"/>
-          <w:i w:val="0"/>
-          <w:color w:val="17365D"/>
-          <w:sz w:val="20"/>
-        </w:rPr>
-        <w:t xml:space="preserve">bedevaart naar het Huis (in Mekka) en het vasten in Ramadaan.” (Hadith Nawawi 3, Boekhaarie en </w:t>
-      </w:r>
-      <w:r>
-        <w:rPr>
-          <w:rFonts w:ascii="Arial" w:hAnsi="Arial" w:eastAsia="Arial"/>
-          <w:b w:val="0"/>
-          <w:i w:val="0"/>
-          <w:color w:val="17365D"/>
-          <w:sz w:val="20"/>
-        </w:rPr>
-        <w:t xml:space="preserve">Moeslim). </w:t>
-      </w:r>
-    </w:p>
-    <w:p>
-      <w:pPr>
-        <w:autoSpaceDN w:val="0"/>
-        <w:tabs>
-          <w:tab w:pos="840" w:val="left"/>
-        </w:tabs>
-        <w:autoSpaceDE w:val="0"/>
-        <w:widowControl/>
-        <w:spacing w:line="262" w:lineRule="auto" w:before="266" w:after="32"/>
-        <w:ind w:left="480" w:right="1728" w:firstLine="0"/>
-        <w:jc w:val="left"/>
-      </w:pPr>
-      <w:r>
-        <w:rPr>
-          <w:rFonts w:ascii="Symbol" w:hAnsi="Symbol" w:eastAsia="Symbol"/>
-          <w:b w:val="0"/>
-          <w:i w:val="0"/>
-          <w:color w:val="17365D"/>
-          <w:sz w:val="20"/>
-        </w:rPr>
-        <w:t>•</w:t>
-      </w:r>
-      <w:r>
-        <w:tab/>
-      </w:r>
-      <w:r>
-        <w:rPr>
-          <w:rFonts w:ascii="Arial" w:hAnsi="Arial" w:eastAsia="Arial"/>
-          <w:b w:val="0"/>
-          <w:i w:val="0"/>
-          <w:color w:val="17365D"/>
-          <w:sz w:val="20"/>
-        </w:rPr>
-        <w:t>Het uitspreken van de shahada behoort dus tot de vijf zuilen van islam en wordt ook wel</w:t>
-      </w:r>
-      <w:r>
-        <w:rPr>
-          <w:rFonts w:ascii="Arial" w:hAnsi="Arial" w:eastAsia="Arial"/>
-          <w:b w:val="0"/>
-          <w:i w:val="0"/>
-          <w:color w:val="17365D"/>
-          <w:sz w:val="20"/>
-        </w:rPr>
-        <w:t xml:space="preserve"> </w:t>
-      </w:r>
-      <w:r>
-        <w:tab/>
-      </w:r>
-      <w:r>
-        <w:rPr>
-          <w:rFonts w:ascii="Arial" w:hAnsi="Arial" w:eastAsia="Arial"/>
-          <w:b w:val="0"/>
-          <w:i w:val="0"/>
-          <w:color w:val="17365D"/>
-          <w:sz w:val="20"/>
-        </w:rPr>
-        <w:t>als de belangrijkste pilaar gezien. Waarnaar deze belangrijkste pilaar omvalt, valt het hele</w:t>
-      </w:r>
-      <w:r>
-        <w:rPr>
-          <w:rFonts w:ascii="Arial" w:hAnsi="Arial" w:eastAsia="Arial"/>
-          <w:b w:val="0"/>
-          <w:i w:val="0"/>
-          <w:color w:val="17365D"/>
-          <w:sz w:val="20"/>
-        </w:rPr>
-        <w:t xml:space="preserve"> </w:t>
-      </w:r>
-      <w:r>
-        <w:tab/>
-      </w:r>
-      <w:r>
-        <w:rPr>
-          <w:rFonts w:ascii="Arial" w:hAnsi="Arial" w:eastAsia="Arial"/>
-          <w:b w:val="0"/>
-          <w:i w:val="0"/>
-          <w:color w:val="17365D"/>
-          <w:sz w:val="20"/>
-        </w:rPr>
-        <w:t>geloof om. Immers, zonder het geloven in de shahada is er geen geloof.</w:t>
-      </w:r>
-      <w:r>
-        <w:rPr>
-          <w:rFonts w:ascii="Arial" w:hAnsi="Arial" w:eastAsia="Arial"/>
-          <w:b w:val="0"/>
-          <w:i w:val="0"/>
-          <w:color w:val="17365D"/>
-          <w:sz w:val="20"/>
-        </w:rPr>
-        <w:t xml:space="preserve"> </w:t>
-      </w:r>
-    </w:p>
-    <w:tbl>
-      <w:tblPr>
-        <w:tblW w:type="auto" w:w="0"/>
-        <w:tblLayout w:type="fixed"/>
-        <w:tblLook w:firstColumn="1" w:firstRow="1" w:lastColumn="0" w:lastRow="0" w:noHBand="0" w:noVBand="1" w:val="04A0"/>
-        <w:tblInd w:w="224.00000000000006" w:type="dxa"/>
-      </w:tblPr>
-      <w:tblGrid>
-        <w:gridCol w:w="4584"/>
-        <w:gridCol w:w="4584"/>
-      </w:tblGrid>
-      <w:tr>
-        <w:trPr>
-          <w:trHeight w:hRule="exact" w:val="300"/>
-        </w:trPr>
-        <w:tc>
-          <w:tcPr>
-            <w:tcW w:type="dxa" w:w="480"/>
-            <w:tcBorders/>
-            <w:tcMar>
-              <w:start w:w="0" w:type="dxa"/>
-              <w:end w:w="0" w:type="dxa"/>
-            </w:tcMar>
-          </w:tcPr>
-          <w:p>
-            <w:pPr>
-              <w:autoSpaceDN w:val="0"/>
-              <w:autoSpaceDE w:val="0"/>
-              <w:widowControl/>
-              <w:spacing w:line="240" w:lineRule="auto" w:before="32" w:after="0"/>
-              <w:ind w:left="0" w:right="132" w:firstLine="0"/>
-              <w:jc w:val="right"/>
-            </w:pPr>
-            <w:r>
-              <w:rPr>
-                <w:rFonts w:ascii="Symbol" w:hAnsi="Symbol" w:eastAsia="Symbol"/>
-                <w:b w:val="0"/>
-                <w:i w:val="0"/>
-                <w:color w:val="17365D"/>
-                <w:sz w:val="20"/>
-              </w:rPr>
-              <w:t>•</w:t>
-            </w:r>
-          </w:p>
-        </w:tc>
-        <w:tc>
-          <w:tcPr>
-            <w:tcW w:type="dxa" w:w="9220"/>
-            <w:tcBorders/>
-            <w:tcMar>
-              <w:start w:w="0" w:type="dxa"/>
-              <w:end w:w="0" w:type="dxa"/>
-            </w:tcMar>
-          </w:tcPr>
-          <w:p>
-            <w:pPr>
-              <w:autoSpaceDN w:val="0"/>
-              <w:autoSpaceDE w:val="0"/>
-              <w:widowControl/>
-              <w:spacing w:line="233" w:lineRule="auto" w:before="52" w:after="0"/>
-              <w:ind w:left="136" w:right="0" w:firstLine="0"/>
-              <w:jc w:val="left"/>
-            </w:pPr>
-            <w:r>
-              <w:rPr>
-                <w:rFonts w:ascii="Arial" w:hAnsi="Arial" w:eastAsia="Arial"/>
-                <w:b w:val="0"/>
-                <w:i w:val="0"/>
-                <w:color w:val="17365D"/>
-                <w:sz w:val="20"/>
-              </w:rPr>
-              <w:t xml:space="preserve">We kunnen de shahada in twee delen verdelen. Het eerste deel van de shahada ’Ik getuig dat </w:t>
-            </w:r>
-          </w:p>
-        </w:tc>
-      </w:tr>
-    </w:tbl>
-    <w:p>
-      <w:pPr>
-        <w:autoSpaceDN w:val="0"/>
-        <w:autoSpaceDE w:val="0"/>
-        <w:widowControl/>
-        <w:spacing w:line="271" w:lineRule="auto" w:before="22" w:after="14"/>
-        <w:ind w:left="840" w:right="1360" w:firstLine="0"/>
-        <w:jc w:val="both"/>
-      </w:pPr>
-      <w:r>
-        <w:rPr>
-          <w:rFonts w:ascii="Arial" w:hAnsi="Arial" w:eastAsia="Arial"/>
-          <w:b w:val="0"/>
-          <w:i w:val="0"/>
-          <w:color w:val="17365D"/>
-          <w:sz w:val="20"/>
-        </w:rPr>
-        <w:t xml:space="preserve">er geen god is die het recht heeft aanbeden te worden behalve Allah’, bestaat uit een </w:t>
-      </w:r>
-      <w:r>
-        <w:rPr>
-          <w:rFonts w:ascii="Arial" w:hAnsi="Arial" w:eastAsia="Arial"/>
-          <w:b w:val="0"/>
-          <w:i w:val="0"/>
-          <w:color w:val="17365D"/>
-          <w:sz w:val="20"/>
-        </w:rPr>
-        <w:t xml:space="preserve">ontkenning en een bevestiging. Allereerst ontkennen we dat er geen andere god is die </w:t>
-      </w:r>
-      <w:r>
-        <w:rPr>
-          <w:rFonts w:ascii="Arial" w:hAnsi="Arial" w:eastAsia="Arial"/>
-          <w:b w:val="0"/>
-          <w:i w:val="0"/>
-          <w:color w:val="17365D"/>
-          <w:sz w:val="20"/>
-        </w:rPr>
-        <w:t xml:space="preserve">aanbeden mag worden. We sluiten hiermee alle goden uit en maken daarna slechts één </w:t>
-      </w:r>
-      <w:r>
-        <w:rPr>
-          <w:rFonts w:ascii="Arial" w:hAnsi="Arial" w:eastAsia="Arial"/>
-          <w:b w:val="0"/>
-          <w:i w:val="0"/>
-          <w:color w:val="17365D"/>
-          <w:sz w:val="20"/>
-        </w:rPr>
-        <w:t xml:space="preserve">uitzondering: we bevestigen dat Allah dit recht wel heeft. We bevestigen dus dat Allah de Enige </w:t>
-      </w:r>
-      <w:r>
-        <w:rPr>
-          <w:rFonts w:ascii="Arial" w:hAnsi="Arial" w:eastAsia="Arial"/>
-          <w:b w:val="0"/>
-          <w:i w:val="0"/>
-          <w:color w:val="17365D"/>
-          <w:sz w:val="20"/>
-        </w:rPr>
-        <w:t xml:space="preserve">is die aanbeden mag worden. </w:t>
-      </w:r>
-    </w:p>
-    <w:tbl>
-      <w:tblPr>
-        <w:tblW w:type="auto" w:w="0"/>
-        <w:tblLayout w:type="fixed"/>
-        <w:tblLook w:firstColumn="1" w:firstRow="1" w:lastColumn="0" w:lastRow="0" w:noHBand="0" w:noVBand="1" w:val="04A0"/>
-        <w:tblInd w:w="224.00000000000006" w:type="dxa"/>
-      </w:tblPr>
-      <w:tblGrid>
-        <w:gridCol w:w="4584"/>
-        <w:gridCol w:w="4584"/>
-      </w:tblGrid>
-      <w:tr>
-        <w:trPr>
-          <w:trHeight w:hRule="exact" w:val="282"/>
-        </w:trPr>
-        <w:tc>
-          <w:tcPr>
-            <w:tcW w:type="dxa" w:w="480"/>
-            <w:tcBorders/>
-            <w:tcMar>
-              <w:start w:w="0" w:type="dxa"/>
-              <w:end w:w="0" w:type="dxa"/>
-            </w:tcMar>
-          </w:tcPr>
-          <w:p>
-            <w:pPr>
-              <w:autoSpaceDN w:val="0"/>
-              <w:autoSpaceDE w:val="0"/>
-              <w:widowControl/>
-              <w:spacing w:line="240" w:lineRule="auto" w:before="14" w:after="0"/>
-              <w:ind w:left="0" w:right="132" w:firstLine="0"/>
-              <w:jc w:val="right"/>
-            </w:pPr>
-            <w:r>
-              <w:rPr>
-                <w:rFonts w:ascii="Symbol" w:hAnsi="Symbol" w:eastAsia="Symbol"/>
-                <w:b w:val="0"/>
-                <w:i w:val="0"/>
-                <w:color w:val="17365D"/>
-                <w:sz w:val="20"/>
-              </w:rPr>
-              <w:t>•</w:t>
-            </w:r>
-          </w:p>
-        </w:tc>
-        <w:tc>
-          <w:tcPr>
-            <w:tcW w:type="dxa" w:w="9220"/>
-            <w:tcBorders/>
-            <w:tcMar>
-              <w:start w:w="0" w:type="dxa"/>
-              <w:end w:w="0" w:type="dxa"/>
-            </w:tcMar>
-          </w:tcPr>
-          <w:p>
-            <w:pPr>
-              <w:autoSpaceDN w:val="0"/>
-              <w:autoSpaceDE w:val="0"/>
-              <w:widowControl/>
-              <w:spacing w:line="233" w:lineRule="auto" w:before="34" w:after="0"/>
-              <w:ind w:left="136" w:right="0" w:firstLine="0"/>
-              <w:jc w:val="left"/>
-            </w:pPr>
-            <w:r>
-              <w:rPr>
-                <w:rFonts w:ascii="Arial" w:hAnsi="Arial" w:eastAsia="Arial"/>
-                <w:b w:val="0"/>
-                <w:i w:val="0"/>
-                <w:color w:val="17365D"/>
-                <w:sz w:val="20"/>
-              </w:rPr>
-              <w:t xml:space="preserve">Daarna bevestigen en getuigen we met het tweede deel van de shahada dat Mohammed (vrede </w:t>
-            </w:r>
-          </w:p>
-        </w:tc>
-      </w:tr>
-    </w:tbl>
-    <w:p>
-      <w:pPr>
-        <w:autoSpaceDN w:val="0"/>
-        <w:autoSpaceDE w:val="0"/>
-        <w:widowControl/>
-        <w:spacing w:line="269" w:lineRule="auto" w:before="22" w:after="268"/>
-        <w:ind w:left="840" w:right="1360" w:firstLine="0"/>
-        <w:jc w:val="both"/>
-      </w:pPr>
-      <w:r>
-        <w:rPr>
-          <w:rFonts w:ascii="Arial" w:hAnsi="Arial" w:eastAsia="Arial"/>
-          <w:b w:val="0"/>
-          <w:i w:val="0"/>
-          <w:color w:val="17365D"/>
-          <w:sz w:val="20"/>
-        </w:rPr>
-        <w:t xml:space="preserve">zij met hem) de dienaar en de Boodschapper is van Allah. En daarmee erkennen we dat we </w:t>
-      </w:r>
-      <w:r>
-        <w:rPr>
-          <w:rFonts w:ascii="Arial" w:hAnsi="Arial" w:eastAsia="Arial"/>
-          <w:b w:val="0"/>
-          <w:i w:val="0"/>
-          <w:color w:val="17365D"/>
-          <w:sz w:val="20"/>
-        </w:rPr>
-        <w:t xml:space="preserve">geloven in Mohammed als Profeet (vrede zij met hem). Dit geloven houdt natuurlijk ook in dat </w:t>
-      </w:r>
-      <w:r>
-        <w:rPr>
-          <w:rFonts w:ascii="Arial" w:hAnsi="Arial" w:eastAsia="Arial"/>
-          <w:b w:val="0"/>
-          <w:i w:val="0"/>
-          <w:color w:val="17365D"/>
-          <w:sz w:val="20"/>
-        </w:rPr>
-        <w:t xml:space="preserve">we zijn voorbeeld volgen, hij weet als Profeet van Allah immers het beste hoe we Allah kunnen </w:t>
-      </w:r>
-      <w:r>
-        <w:rPr>
-          <w:rFonts w:ascii="Arial" w:hAnsi="Arial" w:eastAsia="Arial"/>
-          <w:b w:val="0"/>
-          <w:i w:val="0"/>
-          <w:color w:val="17365D"/>
-          <w:sz w:val="20"/>
-        </w:rPr>
-        <w:t xml:space="preserve">behagen. </w:t>
-      </w:r>
-    </w:p>
-    <w:tbl>
-      <w:tblPr>
-        <w:tblW w:type="auto" w:w="0"/>
-        <w:tblLayout w:type="fixed"/>
-        <w:tblLook w:firstColumn="1" w:firstRow="1" w:lastColumn="0" w:lastRow="0" w:noHBand="0" w:noVBand="1" w:val="04A0"/>
-        <w:tblInd w:w="4.000000000000057" w:type="dxa"/>
-      </w:tblPr>
-      <w:tblGrid>
-        <w:gridCol w:w="9169"/>
-      </w:tblGrid>
-      <w:tr>
-        <w:trPr>
-          <w:trHeight w:hRule="exact" w:val="1090"/>
-        </w:trPr>
-        <w:tc>
-          <w:tcPr>
-            <w:tcW w:type="dxa" w:w="9304"/>
-            <w:tcBorders>
-              <w:start w:sz="4.0" w:val="single" w:color="#000000"/>
-              <w:top w:sz="4.0" w:val="single" w:color="#000000"/>
-              <w:end w:sz="4.0" w:val="single" w:color="#000000"/>
-              <w:bottom w:sz="4.0" w:val="single" w:color="#000000"/>
-            </w:tcBorders>
-            <w:tcMar>
-              <w:start w:w="0" w:type="dxa"/>
-              <w:end w:w="0" w:type="dxa"/>
-            </w:tcMar>
-          </w:tcPr>
-          <w:p>
-            <w:pPr>
-              <w:autoSpaceDN w:val="0"/>
-              <w:autoSpaceDE w:val="0"/>
-              <w:widowControl/>
-              <w:spacing w:line="266" w:lineRule="auto" w:before="30" w:after="0"/>
-              <w:ind w:left="112" w:right="432" w:firstLine="0"/>
-              <w:jc w:val="left"/>
-            </w:pPr>
-            <w:r>
-              <w:rPr>
-                <w:rFonts w:ascii="Arial" w:hAnsi="Arial" w:eastAsia="Arial"/>
-                <w:b w:val="0"/>
-                <w:i w:val="0"/>
-                <w:color w:val="17365D"/>
-                <w:sz w:val="20"/>
-              </w:rPr>
-              <w:t xml:space="preserve">Voor de goede orde willen wij u erop wijzen dat aan dit formulier (waarvan u een kopie mag </w:t>
-            </w:r>
-            <w:r>
-              <w:rPr>
-                <w:rFonts w:ascii="Arial" w:hAnsi="Arial" w:eastAsia="Arial"/>
-                <w:b w:val="0"/>
-                <w:i w:val="0"/>
-                <w:color w:val="17365D"/>
-                <w:sz w:val="20"/>
-              </w:rPr>
-              <w:t xml:space="preserve">ontvangen) en, aan het bij ons uitspreken van de shahada geen rechten kunnen worden ontleend. </w:t>
-            </w:r>
-            <w:r>
-              <w:rPr>
-                <w:rFonts w:ascii="Arial" w:hAnsi="Arial" w:eastAsia="Arial"/>
-                <w:b w:val="0"/>
-                <w:i w:val="0"/>
-                <w:color w:val="17365D"/>
-                <w:sz w:val="20"/>
-              </w:rPr>
-              <w:t xml:space="preserve">Voor het verkrijgen van een verklaring in verband met uw bekering tot de islam dient u aan strikte </w:t>
-            </w:r>
-            <w:r>
-              <w:rPr>
-                <w:rFonts w:ascii="Arial" w:hAnsi="Arial" w:eastAsia="Arial"/>
-                <w:b w:val="0"/>
-                <w:i w:val="0"/>
-                <w:color w:val="17365D"/>
-                <w:sz w:val="20"/>
-              </w:rPr>
-              <w:t xml:space="preserve">voorwaarden te voldoen. Laat u zich hierover informeren in het centrum. </w:t>
-            </w:r>
-          </w:p>
-        </w:tc>
-      </w:tr>
-    </w:tbl>
-    <w:p>
-      <w:pPr>
-        <w:autoSpaceDN w:val="0"/>
-        <w:autoSpaceDE w:val="0"/>
-        <w:widowControl/>
-        <w:spacing w:line="14" w:lineRule="exact" w:before="0" w:after="0"/>
-        <w:ind w:left="0" w:right="0"/>
-      </w:pPr>
-    </w:p>
     <w:sectPr>
-      <w:type w:val="continuous"/>
-      <w:pgSz w:w="11905" w:h="16840"/>
-      <w:pgMar w:top="102" w:right="0" w:bottom="1440" w:left="1296" w:header="720" w:footer="720" w:gutter="0"/>
-      <w:cols/>
+      <w:headerReference w:type="default" r:id="rId9"/>
+      <w:footerReference w:type="default" r:id="rId10"/>
+      <w:pgSz w:w="11906" w:h="16838"/>
+      <w:pgMar w:top="850" w:right="1134" w:bottom="850" w:left="1134" w:header="720" w:footer="720" w:gutter="0"/>
+      <w:cols w:space="720"/>
       <w:docGrid w:linePitch="360"/>
     </w:sectPr>
   </w:body>
 </w:document>
+</file>
+
+<file path=word/footer1.xml><?xml version="1.0" encoding="utf-8"?>
+<w:ftr xmlns:m="http://schemas.openxmlformats.org/officeDocument/2006/math" xmlns:mc="http://schemas.openxmlformats.org/markup-compatibility/2006" xmlns:mo="http://schemas.microsoft.com/office/mac/office/2008/main" xmlns:mv="urn:schemas-microsoft-com:mac:vml" xmlns:o="urn:schemas-microsoft-com:office:office" xmlns:r="http://schemas.openxmlformats.org/officeDocument/2006/relationships" xmlns:v="urn:schemas-microsoft-com:vml" xmlns:w10="urn:schemas-microsoft-com:office:word" xmlns:w14="http://schemas.microsoft.com/office/word/2010/wordml" xmlns:w="http://schemas.openxmlformats.org/wordprocessingml/2006/main" xmlns:wne="http://schemas.microsoft.com/office/word/2006/wordml" xmlns:wp14="http://schemas.microsoft.com/office/word/2010/wordprocessingDrawing" xmlns:wp="http://schemas.openxmlformats.org/drawingml/2006/wordprocessingDrawing" xmlns:wpc="http://schemas.microsoft.com/office/word/2010/wordprocessingCanvas" xmlns:wpg="http://schemas.microsoft.com/office/word/2010/wordprocessingGroup" xmlns:wpi="http://schemas.microsoft.com/office/word/2010/wordprocessingInk" xmlns:wps="http://schemas.microsoft.com/office/word/2010/wordprocessingShape" mc:Ignorable="w14 wp14">
+  <w:p>
+    <w:pPr>
+      <w:pStyle w:val="Footer"/>
+      <w:jc w:val="center"/>
+    </w:pPr>
+    <w:r>
+      <w:rPr>
+        <w:color w:val="3B2A1A"/>
+        <w:sz w:val="16"/>
+      </w:rPr>
+      <w:t>Stichting Islamitische Moskee Nahda · Charitasstraat 4, 6001 XT Weert · 0495 546 218</w:t>
+    </w:r>
+  </w:p>
+</w:ftr>
+</file>
+
+<file path=word/header1.xml><?xml version="1.0" encoding="utf-8"?>
+<w:hdr xmlns:m="http://schemas.openxmlformats.org/officeDocument/2006/math" xmlns:mc="http://schemas.openxmlformats.org/markup-compatibility/2006" xmlns:mo="http://schemas.microsoft.com/office/mac/office/2008/main" xmlns:mv="urn:schemas-microsoft-com:mac:vml" xmlns:o="urn:schemas-microsoft-com:office:office" xmlns:r="http://schemas.openxmlformats.org/officeDocument/2006/relationships" xmlns:v="urn:schemas-microsoft-com:vml" xmlns:w10="urn:schemas-microsoft-com:office:word" xmlns:w14="http://schemas.microsoft.com/office/word/2010/wordml" xmlns:w="http://schemas.openxmlformats.org/wordprocessingml/2006/main" xmlns:wne="http://schemas.microsoft.com/office/word/2006/wordml" xmlns:wp14="http://schemas.microsoft.com/office/word/2010/wordprocessingDrawing" xmlns:wp="http://schemas.openxmlformats.org/drawingml/2006/wordprocessingDrawing" xmlns:wpc="http://schemas.microsoft.com/office/word/2010/wordprocessingCanvas" xmlns:wpg="http://schemas.microsoft.com/office/word/2010/wordprocessingGroup" xmlns:wpi="http://schemas.microsoft.com/office/word/2010/wordprocessingInk" xmlns:wps="http://schemas.microsoft.com/office/word/2010/wordprocessingShape" mc:Ignorable="w14 wp14">
+  <w:p>
+    <w:pPr>
+      <w:pStyle w:val="Header"/>
+      <w:jc w:val="right"/>
+    </w:pPr>
+    <w:r>
+      <w:drawing>
+        <wp:inline xmlns:a="http://schemas.openxmlformats.org/drawingml/2006/main" xmlns:pic="http://schemas.openxmlformats.org/drawingml/2006/picture">
+          <wp:extent cx="720000" cy="714000"/>
+          <wp:docPr id="1" name="Picture 1"/>
+          <wp:cNvGraphicFramePr>
+            <a:graphicFrameLocks noChangeAspect="1"/>
+          </wp:cNvGraphicFramePr>
+          <a:graphic>
+            <a:graphicData uri="http://schemas.openxmlformats.org/drawingml/2006/picture">
+              <pic:pic>
+                <pic:nvPicPr>
+                  <pic:cNvPr id="0" name="logo.png"/>
+                  <pic:cNvPicPr/>
+                </pic:nvPicPr>
+                <pic:blipFill>
+                  <a:blip r:embed="rId1"/>
+                  <a:stretch>
+                    <a:fillRect/>
+                  </a:stretch>
+                </pic:blipFill>
+                <pic:spPr>
+                  <a:xfrm>
+                    <a:off x="0" y="0"/>
+                    <a:ext cx="720000" cy="714000"/>
+                  </a:xfrm>
+                  <a:prstGeom prst="rect"/>
+                </pic:spPr>
+              </pic:pic>
+            </a:graphicData>
+          </a:graphic>
+        </wp:inline>
+      </w:drawing>
+    </w:r>
+  </w:p>
+</w:hdr>
 </file>
 
 <file path=word/numbering.xml><?xml version="1.0" encoding="utf-8"?>
@@ -2209,6 +1446,13 @@
     <w:name w:val="Normal"/>
     <w:qFormat/>
     <w:rsid w:val="00FC693F"/>
+    <w:pPr>
+      <w:spacing w:after="80"/>
+    </w:pPr>
+    <w:rPr>
+      <w:rFonts w:ascii="Calibri" w:hAnsi="Calibri"/>
+      <w:sz w:val="21"/>
+    </w:rPr>
   </w:style>
   <w:style w:type="paragraph" w:styleId="Header">
     <w:name w:val="header"/>

--- a/public/templates/kennismakingsformulier.docx
+++ b/public/templates/kennismakingsformulier.docx
@@ -4,6 +4,7 @@
   <w:body>
     <w:p>
       <w:pPr>
+        <w:keepNext w:val="0"/>
         <w:jc w:val="center"/>
       </w:pPr>
       <w:r>
@@ -18,6 +19,7 @@
     <w:p>
       <w:pPr>
         <w:spacing w:before="200"/>
+        <w:keepNext/>
         <w:pBdr>
           <w:bottom w:val="single" w:sz="6" w:color="D4AF37" w:space="2"/>
         </w:pBdr>
@@ -361,6 +363,7 @@
     <w:p>
       <w:pPr>
         <w:spacing w:before="200"/>
+        <w:keepNext/>
         <w:pBdr>
           <w:bottom w:val="single" w:sz="6" w:color="D4AF37" w:space="2"/>
         </w:pBdr>
@@ -392,7 +395,7 @@
       </w:tblGrid>
       <w:tr>
         <w:trPr>
-          <w:trHeight w:val="2268"/>
+          <w:trHeight w:val="680"/>
         </w:trPr>
         <w:tc>
           <w:tcPr>
@@ -405,6 +408,7 @@
     <w:p>
       <w:pPr>
         <w:spacing w:before="200"/>
+        <w:keepNext/>
         <w:pBdr>
           <w:bottom w:val="single" w:sz="6" w:color="D4AF37" w:space="2"/>
         </w:pBdr>
@@ -436,7 +440,7 @@
       </w:tblGrid>
       <w:tr>
         <w:trPr>
-          <w:trHeight w:val="907"/>
+          <w:trHeight w:val="680"/>
         </w:trPr>
         <w:tc>
           <w:tcPr>
@@ -449,6 +453,7 @@
     <w:p>
       <w:pPr>
         <w:spacing w:before="200"/>
+        <w:keepNext/>
         <w:pBdr>
           <w:bottom w:val="single" w:sz="6" w:color="D4AF37" w:space="2"/>
         </w:pBdr>
@@ -463,6 +468,7 @@
       </w:r>
     </w:p>
     <w:p>
+      <w:pPr/>
       <w:sdt>
         <w:sdtPr>
           <w14:checkbox>
@@ -556,6 +562,7 @@
     <w:p>
       <w:pPr>
         <w:spacing w:before="200"/>
+        <w:keepNext/>
         <w:pBdr>
           <w:bottom w:val="single" w:sz="6" w:color="D4AF37" w:space="2"/>
         </w:pBdr>
@@ -570,11 +577,13 @@
       </w:r>
     </w:p>
     <w:p>
+      <w:pPr/>
       <w:r>
         <w:t>U kunt de shahada uitspreken in aanwezigheid van een groot publiek of in aanwezigheid van de imam en een klein aantal getuigen. Heeft u hieromtrent een voorkeur?</w:t>
       </w:r>
     </w:p>
     <w:p>
+      <w:pPr/>
       <w:sdt>
         <w:sdtPr>
           <w14:checkbox>
@@ -670,6 +679,7 @@
     <w:p>
       <w:pPr>
         <w:spacing w:before="200"/>
+        <w:keepNext/>
         <w:pBdr>
           <w:bottom w:val="single" w:sz="6" w:color="D4AF37" w:space="2"/>
         </w:pBdr>
@@ -861,6 +871,7 @@
       </w:tr>
     </w:tbl>
     <w:p>
+      <w:pPr/>
       <w:r>
         <w:rPr>
           <w:i/>
@@ -870,12 +881,14 @@
       </w:r>
     </w:p>
     <w:p>
+      <w:pPr/>
       <w:r>
         <w:br w:type="page"/>
       </w:r>
     </w:p>
     <w:p>
       <w:pPr>
+        <w:keepNext w:val="0"/>
         <w:jc w:val="center"/>
       </w:pPr>
       <w:r>
@@ -888,6 +901,7 @@
       </w:r>
     </w:p>
     <w:p>
+      <w:pPr/>
       <w:r>
         <w:t>Om tot de islam toe te treden, dient u de shahada (geloofsgetuigenis) uit te spreken. Daarmee getuigt u dat er geen god is die aanbeden mag worden, behalve Allah, en dat Mohammed (vrede zij met hem) Zijn dienaar en Zijn Boodschapper is. De shahada wordt als volgt uitgesproken:</w:t>
       </w:r>
@@ -933,6 +947,7 @@
     <w:p>
       <w:pPr>
         <w:spacing w:before="200"/>
+        <w:keepNext/>
         <w:pBdr>
           <w:bottom w:val="single" w:sz="6" w:color="D4AF37" w:space="2"/>
         </w:pBdr>
@@ -947,6 +962,7 @@
       </w:r>
     </w:p>
     <w:p>
+      <w:pPr/>
       <w:r>
         <w:t>De Profeet (vrede zij met hem) heeft gezegd: “De islam is op vijf (zuilen) gebouwd: getuigen dat er geen god is (die het recht heeft aanbeden te worden) dan Allah en dat Mohammed de Boodschapper van Allah is (shahada), het verrichten van de gebeden, het betalen van de zakaat, het verrichten van de bedevaart naar het Huis (in Mekka) en het vasten in Ramadaan.” (Hadith Nawawi 3, Boekhaarie en Moeslim).</w:t>
       </w:r>

--- a/public/templates/kennismakingsformulier.docx
+++ b/public/templates/kennismakingsformulier.docx
@@ -55,7 +55,7 @@
       </w:tblGrid>
       <w:tr>
         <w:trPr>
-          <w:trHeight w:val="481"/>
+          <w:trHeight w:val="396"/>
         </w:trPr>
         <w:tc>
           <w:tcPr>
@@ -106,7 +106,7 @@
       </w:tr>
       <w:tr>
         <w:trPr>
-          <w:trHeight w:val="481"/>
+          <w:trHeight w:val="396"/>
         </w:trPr>
         <w:tc>
           <w:tcPr>
@@ -157,7 +157,7 @@
       </w:tr>
       <w:tr>
         <w:trPr>
-          <w:trHeight w:val="481"/>
+          <w:trHeight w:val="396"/>
         </w:trPr>
         <w:tc>
           <w:tcPr>
@@ -208,7 +208,7 @@
       </w:tr>
       <w:tr>
         <w:trPr>
-          <w:trHeight w:val="481"/>
+          <w:trHeight w:val="396"/>
         </w:trPr>
         <w:tc>
           <w:tcPr>
@@ -259,7 +259,7 @@
       </w:tr>
       <w:tr>
         <w:trPr>
-          <w:trHeight w:val="481"/>
+          <w:trHeight w:val="396"/>
         </w:trPr>
         <w:tc>
           <w:tcPr>
@@ -310,7 +310,7 @@
       </w:tr>
       <w:tr>
         <w:trPr>
-          <w:trHeight w:val="481"/>
+          <w:trHeight w:val="396"/>
         </w:trPr>
         <w:tc>
           <w:tcPr>
@@ -395,7 +395,7 @@
       </w:tblGrid>
       <w:tr>
         <w:trPr>
-          <w:trHeight w:val="680"/>
+          <w:trHeight w:val="1814"/>
         </w:trPr>
         <w:tc>
           <w:tcPr>
@@ -440,7 +440,7 @@
       </w:tblGrid>
       <w:tr>
         <w:trPr>
-          <w:trHeight w:val="680"/>
+          <w:trHeight w:val="793"/>
         </w:trPr>
         <w:tc>
           <w:tcPr>
@@ -715,7 +715,7 @@
       </w:tblGrid>
       <w:tr>
         <w:trPr>
-          <w:trHeight w:val="481"/>
+          <w:trHeight w:val="567"/>
           <w:trHeight w:val="737"/>
         </w:trPr>
         <w:tc>
@@ -767,7 +767,7 @@
       </w:tr>
       <w:tr>
         <w:trPr>
-          <w:trHeight w:val="481"/>
+          <w:trHeight w:val="567"/>
           <w:trHeight w:val="737"/>
         </w:trPr>
         <w:tc>
@@ -819,7 +819,7 @@
       </w:tr>
       <w:tr>
         <w:trPr>
-          <w:trHeight w:val="481"/>
+          <w:trHeight w:val="567"/>
           <w:trHeight w:val="737"/>
         </w:trPr>
         <w:tc>

--- a/public/templates/kennismakingsformulier.docx
+++ b/public/templates/kennismakingsformulier.docx
@@ -18,7 +18,7 @@
     </w:p>
     <w:p>
       <w:pPr>
-        <w:spacing w:before="200"/>
+        <w:spacing w:before="100"/>
         <w:keepNext/>
         <w:pBdr>
           <w:bottom w:val="single" w:sz="6" w:color="D4AF37" w:space="2"/>
@@ -362,7 +362,7 @@
     </w:tbl>
     <w:p>
       <w:pPr>
-        <w:spacing w:before="200"/>
+        <w:spacing w:before="100"/>
         <w:keepNext/>
         <w:pBdr>
           <w:bottom w:val="single" w:sz="6" w:color="D4AF37" w:space="2"/>
@@ -395,7 +395,7 @@
       </w:tblGrid>
       <w:tr>
         <w:trPr>
-          <w:trHeight w:val="1814"/>
+          <w:trHeight w:val="1474"/>
         </w:trPr>
         <w:tc>
           <w:tcPr>
@@ -407,7 +407,7 @@
     </w:tbl>
     <w:p>
       <w:pPr>
-        <w:spacing w:before="200"/>
+        <w:spacing w:before="100"/>
         <w:keepNext/>
         <w:pBdr>
           <w:bottom w:val="single" w:sz="6" w:color="D4AF37" w:space="2"/>
@@ -452,7 +452,7 @@
     </w:tbl>
     <w:p>
       <w:pPr>
-        <w:spacing w:before="200"/>
+        <w:spacing w:before="100"/>
         <w:keepNext/>
         <w:pBdr>
           <w:bottom w:val="single" w:sz="6" w:color="D4AF37" w:space="2"/>
@@ -561,7 +561,7 @@
     </w:tbl>
     <w:p>
       <w:pPr>
-        <w:spacing w:before="200"/>
+        <w:spacing w:before="100"/>
         <w:keepNext/>
         <w:pBdr>
           <w:bottom w:val="single" w:sz="6" w:color="D4AF37" w:space="2"/>
@@ -678,7 +678,7 @@
     </w:tbl>
     <w:p>
       <w:pPr>
-        <w:spacing w:before="200"/>
+        <w:spacing w:before="100"/>
         <w:keepNext/>
         <w:pBdr>
           <w:bottom w:val="single" w:sz="6" w:color="D4AF37" w:space="2"/>
@@ -946,7 +946,7 @@
     </w:tbl>
     <w:p>
       <w:pPr>
-        <w:spacing w:before="200"/>
+        <w:spacing w:before="100"/>
         <w:keepNext/>
         <w:pBdr>
           <w:bottom w:val="single" w:sz="6" w:color="D4AF37" w:space="2"/>
@@ -1028,7 +1028,7 @@
       <w:headerReference w:type="default" r:id="rId9"/>
       <w:footerReference w:type="default" r:id="rId10"/>
       <w:pgSz w:w="11906" w:h="16838"/>
-      <w:pgMar w:top="850" w:right="1134" w:bottom="850" w:left="1134" w:header="720" w:footer="720" w:gutter="0"/>
+      <w:pgMar w:top="567" w:right="1134" w:bottom="850" w:left="1134" w:header="340" w:footer="720" w:gutter="0"/>
       <w:cols w:space="720"/>
       <w:docGrid w:linePitch="360"/>
     </w:sectPr>

--- a/public/templates/kennismakingsformulier.docx
+++ b/public/templates/kennismakingsformulier.docx
@@ -881,14 +881,9 @@
       </w:r>
     </w:p>
     <w:p>
-      <w:pPr/>
-      <w:r>
-        <w:br w:type="page"/>
-      </w:r>
-    </w:p>
-    <w:p>
       <w:pPr>
         <w:keepNext w:val="0"/>
+        <w:pageBreakBefore/>
         <w:jc w:val="center"/>
       </w:pPr>
       <w:r>
